--- a/imgs/format.docx
+++ b/imgs/format.docx
@@ -5,6 +5,7 @@
     <w:p>
       <w:pPr>
         <w:spacing w:line="480" w:lineRule="auto"/>
+        <w:jc w:val="center"/>
         <w:rPr>
           <w:rFonts w:ascii="Times New Roman" w:hAnsi="Times New Roman" w:cs="宋体"/>
         </w:rPr>
@@ -15,10 +16,10 @@
           <w:noProof/>
         </w:rPr>
         <w:drawing>
-          <wp:inline distT="0" distB="0" distL="0" distR="0" wp14:anchorId="4DCC5DEA" wp14:editId="2FBE8047">
-            <wp:extent cx="5379720" cy="1455420"/>
+          <wp:inline distT="0" distB="0" distL="0" distR="0" wp14:anchorId="1428A9CF" wp14:editId="68B85D69">
+            <wp:extent cx="5381625" cy="1458595"/>
             <wp:effectExtent l="0" t="0" r="0" b="0"/>
-            <wp:docPr id="2" name="图片 1" descr="../../../../az/Users/4826921/Image/C2C/49%2525252560JZB7B5A(@5S8L%2525252560L)%252525255dS%252525257bN.jpg"/>
+            <wp:docPr id="1" name="图片 1" descr="../../../../az/Users/4826921/Image/C2C/49%2525252560JZB7B5A(@5S8L%2525252560L)%252525255dS%252525257bN.jpg"/>
             <wp:cNvGraphicFramePr>
               <a:graphicFrameLocks xmlns:a="http://schemas.openxmlformats.org/drawingml/2006/main" noChangeAspect="1"/>
             </wp:cNvGraphicFramePr>
@@ -47,7 +48,7 @@
                   <pic:spPr bwMode="auto">
                     <a:xfrm>
                       <a:off x="0" y="0"/>
-                      <a:ext cx="5379720" cy="1455420"/>
+                      <a:ext cx="5381625" cy="1458595"/>
                     </a:xfrm>
                     <a:prstGeom prst="rect">
                       <a:avLst/>
@@ -112,7 +113,7 @@
           <w:sz w:val="48"/>
           <w:szCs w:val="48"/>
         </w:rPr>
-        <w:t>数据结构</w:t>
+        <w:t>计算机网络</w:t>
       </w:r>
       <w:r>
         <w:rPr>
@@ -159,36 +160,21 @@
     </w:p>
     <w:p>
       <w:pPr>
-        <w:spacing w:line="480" w:lineRule="auto"/>
-        <w:jc w:val="center"/>
-        <w:rPr>
-          <w:rFonts w:ascii="Times New Roman" w:hAnsi="Times New Roman"/>
-          <w:sz w:val="32"/>
-          <w:szCs w:val="32"/>
-        </w:rPr>
-      </w:pPr>
-    </w:p>
-    <w:p>
-      <w:pPr>
-        <w:spacing w:line="480" w:lineRule="auto"/>
-        <w:jc w:val="center"/>
-        <w:rPr>
-          <w:rFonts w:ascii="Times New Roman" w:hAnsi="Times New Roman"/>
-          <w:sz w:val="32"/>
-          <w:szCs w:val="32"/>
+        <w:rPr>
+          <w:rFonts w:ascii="Times New Roman" w:eastAsia="华文行楷" w:hAnsi="Times New Roman"/>
+          <w:sz w:val="28"/>
+          <w:szCs w:val="21"/>
         </w:rPr>
       </w:pPr>
       <w:r>
         <w:rPr>
           <w:rFonts w:ascii="Times New Roman" w:hAnsi="Times New Roman"/>
           <w:noProof/>
-          <w:sz w:val="32"/>
-          <w:szCs w:val="32"/>
         </w:rPr>
         <mc:AlternateContent>
           <mc:Choice Requires="wps">
             <w:drawing>
-              <wp:anchor distT="0" distB="0" distL="114300" distR="114300" simplePos="0" relativeHeight="251658240" behindDoc="0" locked="0" layoutInCell="1" allowOverlap="1" wp14:anchorId="07B98D26" wp14:editId="3537BDBF">
+              <wp:anchor distT="0" distB="0" distL="114300" distR="114300" simplePos="0" relativeHeight="251658240" behindDoc="0" locked="0" layoutInCell="1" allowOverlap="1" wp14:anchorId="7707241E" wp14:editId="21C5C6C4">
                 <wp:simplePos x="0" y="0"/>
                 <wp:positionH relativeFrom="column">
                   <wp:posOffset>3780155</wp:posOffset>
@@ -199,7 +185,7 @@
                 <wp:extent cx="635" cy="635"/>
                 <wp:effectExtent l="0" t="0" r="18415" b="18415"/>
                 <wp:wrapNone/>
-                <wp:docPr id="4" name="直接连接符 3"/>
+                <wp:docPr id="5" name="直接连接符 3"/>
                 <wp:cNvGraphicFramePr>
                   <a:graphicFrameLocks xmlns:a="http://schemas.openxmlformats.org/drawingml/2006/main"/>
                 </wp:cNvGraphicFramePr>
@@ -249,24 +235,31 @@
           </mc:Choice>
           <mc:Fallback>
             <w:pict>
-              <v:line w14:anchorId="0E0D00D6" id="直接连接符 3" o:spid="_x0000_s1026" style="position:absolute;left:0;text-align:left;z-index:251658240;visibility:visible;mso-wrap-style:square;mso-width-percent:0;mso-height-percent:0;mso-wrap-distance-left:9pt;mso-wrap-distance-top:0;mso-wrap-distance-right:9pt;mso-wrap-distance-bottom:0;mso-position-horizontal:absolute;mso-position-horizontal-relative:text;mso-position-vertical:absolute;mso-position-vertical-relative:text;mso-width-percent:0;mso-height-percent:0;mso-width-relative:page;mso-height-relative:page" from="297.65pt,401.7pt" to="297.7pt,401.75pt" o:gfxdata="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">
+              <v:line w14:anchorId="21EC2640" id="直接连接符 3" o:spid="_x0000_s1026" style="position:absolute;left:0;text-align:left;z-index:251658240;visibility:visible;mso-wrap-style:square;mso-width-percent:0;mso-height-percent:0;mso-wrap-distance-left:9pt;mso-wrap-distance-top:0;mso-wrap-distance-right:9pt;mso-wrap-distance-bottom:0;mso-position-horizontal:absolute;mso-position-horizontal-relative:text;mso-position-vertical:absolute;mso-position-vertical-relative:text;mso-width-percent:0;mso-height-percent:0;mso-width-relative:page;mso-height-relative:page" from="297.65pt,401.7pt" to="297.7pt,401.75pt" o:gfxdata="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">
                 <v:stroke joinstyle="bevel"/>
               </v:line>
             </w:pict>
           </mc:Fallback>
         </mc:AlternateContent>
       </w:r>
+    </w:p>
+    <w:p>
+      <w:pPr>
+        <w:rPr>
+          <w:rFonts w:ascii="Times New Roman" w:eastAsia="华文行楷" w:hAnsi="Times New Roman"/>
+          <w:sz w:val="28"/>
+          <w:szCs w:val="21"/>
+        </w:rPr>
+      </w:pPr>
       <w:r>
         <w:rPr>
           <w:rFonts w:ascii="Times New Roman" w:hAnsi="Times New Roman"/>
           <w:noProof/>
-          <w:sz w:val="32"/>
-          <w:szCs w:val="32"/>
         </w:rPr>
         <mc:AlternateContent>
           <mc:Choice Requires="wps">
             <w:drawing>
-              <wp:anchor distT="0" distB="0" distL="114300" distR="114300" simplePos="0" relativeHeight="251657216" behindDoc="0" locked="0" layoutInCell="1" allowOverlap="1" wp14:anchorId="7468968F" wp14:editId="5A13EEED">
+              <wp:anchor distT="0" distB="0" distL="114300" distR="114300" simplePos="0" relativeHeight="251657216" behindDoc="0" locked="0" layoutInCell="1" allowOverlap="1" wp14:anchorId="68017C65" wp14:editId="67887809">
                 <wp:simplePos x="0" y="0"/>
                 <wp:positionH relativeFrom="column">
                   <wp:posOffset>3780155</wp:posOffset>
@@ -277,7 +270,7 @@
                 <wp:extent cx="635" cy="635"/>
                 <wp:effectExtent l="0" t="0" r="18415" b="18415"/>
                 <wp:wrapNone/>
-                <wp:docPr id="3" name="直接连接符 2"/>
+                <wp:docPr id="4" name="直接连接符 2"/>
                 <wp:cNvGraphicFramePr>
                   <a:graphicFrameLocks xmlns:a="http://schemas.openxmlformats.org/drawingml/2006/main"/>
                 </wp:cNvGraphicFramePr>
@@ -327,7 +320,7 @@
           </mc:Choice>
           <mc:Fallback>
             <w:pict>
-              <v:line w14:anchorId="7D906156" id="直接连接符 2" o:spid="_x0000_s1026" style="position:absolute;left:0;text-align:left;z-index:251657216;visibility:visible;mso-wrap-style:square;mso-width-percent:0;mso-height-percent:0;mso-wrap-distance-left:9pt;mso-wrap-distance-top:0;mso-wrap-distance-right:9pt;mso-wrap-distance-bottom:0;mso-position-horizontal:absolute;mso-position-horizontal-relative:text;mso-position-vertical:absolute;mso-position-vertical-relative:text;mso-width-percent:0;mso-height-percent:0;mso-width-relative:page;mso-height-relative:page" from="297.65pt,401.7pt" to="297.7pt,401.75pt" o:gfxdata="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">
+              <v:line w14:anchorId="78EDD36F" id="直接连接符 2" o:spid="_x0000_s1026" style="position:absolute;left:0;text-align:left;z-index:251657216;visibility:visible;mso-wrap-style:square;mso-width-percent:0;mso-height-percent:0;mso-wrap-distance-left:9pt;mso-wrap-distance-top:0;mso-wrap-distance-right:9pt;mso-wrap-distance-bottom:0;mso-position-horizontal:absolute;mso-position-horizontal-relative:text;mso-position-vertical:absolute;mso-position-vertical-relative:text;mso-width-percent:0;mso-height-percent:0;mso-width-relative:page;mso-height-relative:page" from="297.65pt,401.7pt" to="297.7pt,401.75pt" o:gfxdata="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">
                 <v:stroke joinstyle="bevel"/>
               </v:line>
             </w:pict>
@@ -351,8 +344,8 @@
         <w:tblLook w:val="04A0" w:firstRow="1" w:lastRow="0" w:firstColumn="1" w:lastColumn="0" w:noHBand="0" w:noVBand="1"/>
       </w:tblPr>
       <w:tblGrid>
-        <w:gridCol w:w="1701"/>
-        <w:gridCol w:w="5102"/>
+        <w:gridCol w:w="2028"/>
+        <w:gridCol w:w="4635"/>
       </w:tblGrid>
       <w:tr>
         <w:trPr>
@@ -360,32 +353,40 @@
         </w:trPr>
         <w:tc>
           <w:tcPr>
-            <w:tcW w:w="1701" w:type="dxa"/>
+            <w:tcW w:w="2028" w:type="dxa"/>
             <w:vAlign w:val="center"/>
           </w:tcPr>
           <w:p>
             <w:pPr>
               <w:spacing w:line="360" w:lineRule="auto"/>
-              <w:jc w:val="center"/>
+              <w:jc w:val="right"/>
               <w:rPr>
                 <w:rFonts w:ascii="Times New Roman" w:hAnsi="Times New Roman"/>
                 <w:sz w:val="32"/>
-                <w:szCs w:val="36"/>
+                <w:szCs w:val="32"/>
               </w:rPr>
             </w:pPr>
             <w:r>
               <w:rPr>
                 <w:rFonts w:ascii="Times New Roman" w:hAnsi="Times New Roman" w:hint="eastAsia"/>
                 <w:sz w:val="32"/>
-                <w:szCs w:val="36"/>
+                <w:szCs w:val="32"/>
               </w:rPr>
               <w:t>实验项目</w:t>
+            </w:r>
+            <w:r>
+              <w:rPr>
+                <w:rFonts w:ascii="Times New Roman" w:hAnsi="Times New Roman" w:hint="eastAsia"/>
+                <w:sz w:val="32"/>
+                <w:szCs w:val="32"/>
+              </w:rPr>
+              <w:t>：</w:t>
             </w:r>
           </w:p>
         </w:tc>
         <w:tc>
           <w:tcPr>
-            <w:tcW w:w="5102" w:type="dxa"/>
+            <w:tcW w:w="4635" w:type="dxa"/>
             <w:tcBorders>
               <w:bottom w:val="single" w:sz="4" w:space="0" w:color="auto"/>
             </w:tcBorders>
@@ -398,32 +399,16 @@
               <w:rPr>
                 <w:rFonts w:ascii="Times New Roman" w:hAnsi="Times New Roman"/>
                 <w:sz w:val="32"/>
-                <w:szCs w:val="36"/>
+                <w:szCs w:val="32"/>
               </w:rPr>
             </w:pPr>
             <w:r>
               <w:rPr>
                 <w:rFonts w:ascii="Times New Roman" w:hAnsi="Times New Roman" w:hint="eastAsia"/>
                 <w:sz w:val="32"/>
-                <w:szCs w:val="36"/>
+                <w:szCs w:val="32"/>
               </w:rPr>
-              <w:t>基于线性表结构的</w:t>
-            </w:r>
-            <w:r>
-              <w:rPr>
-                <w:rFonts w:ascii="Times New Roman" w:hAnsi="Times New Roman" w:hint="eastAsia"/>
-                <w:sz w:val="32"/>
-                <w:szCs w:val="36"/>
-              </w:rPr>
-              <w:t>QQ</w:t>
-            </w:r>
-            <w:r>
-              <w:rPr>
-                <w:rFonts w:ascii="Times New Roman" w:hAnsi="Times New Roman" w:hint="eastAsia"/>
-                <w:sz w:val="32"/>
-                <w:szCs w:val="36"/>
-              </w:rPr>
-              <w:t>群名片</w:t>
+              <w:t>命令行网络工具的应用</w:t>
             </w:r>
           </w:p>
         </w:tc>
@@ -434,17 +419,17 @@
         </w:trPr>
         <w:tc>
           <w:tcPr>
-            <w:tcW w:w="1701" w:type="dxa"/>
+            <w:tcW w:w="2028" w:type="dxa"/>
             <w:vAlign w:val="center"/>
           </w:tcPr>
           <w:p>
             <w:pPr>
               <w:spacing w:line="360" w:lineRule="auto"/>
-              <w:jc w:val="center"/>
+              <w:jc w:val="right"/>
               <w:rPr>
                 <w:rFonts w:ascii="Times New Roman" w:hAnsi="Times New Roman"/>
                 <w:sz w:val="32"/>
-                <w:szCs w:val="36"/>
+                <w:szCs w:val="32"/>
               </w:rPr>
             </w:pPr>
             <w:r>
@@ -452,7 +437,8 @@
                 <w:rFonts w:ascii="Times New Roman" w:hAnsi="Times New Roman" w:hint="eastAsia"/>
                 <w:spacing w:val="80"/>
                 <w:sz w:val="32"/>
-                <w:szCs w:val="36"/>
+                <w:szCs w:val="32"/>
+                <w:fitText w:val="1280" w:id="-1516614144"/>
               </w:rPr>
               <w:t>教研</w:t>
             </w:r>
@@ -460,15 +446,24 @@
               <w:rPr>
                 <w:rFonts w:ascii="Times New Roman" w:hAnsi="Times New Roman" w:hint="eastAsia"/>
                 <w:sz w:val="32"/>
-                <w:szCs w:val="36"/>
+                <w:szCs w:val="32"/>
+                <w:fitText w:val="1280" w:id="-1516614144"/>
               </w:rPr>
               <w:t>室</w:t>
+            </w:r>
+            <w:r>
+              <w:rPr>
+                <w:rFonts w:ascii="Times New Roman" w:hAnsi="Times New Roman" w:hint="eastAsia"/>
+                <w:sz w:val="32"/>
+                <w:szCs w:val="32"/>
+              </w:rPr>
+              <w:t>：</w:t>
             </w:r>
           </w:p>
         </w:tc>
         <w:tc>
           <w:tcPr>
-            <w:tcW w:w="5102" w:type="dxa"/>
+            <w:tcW w:w="4635" w:type="dxa"/>
             <w:tcBorders>
               <w:top w:val="single" w:sz="4" w:space="0" w:color="auto"/>
               <w:bottom w:val="single" w:sz="4" w:space="0" w:color="auto"/>
@@ -482,14 +477,14 @@
               <w:rPr>
                 <w:rFonts w:ascii="Times New Roman" w:hAnsi="Times New Roman"/>
                 <w:sz w:val="32"/>
-                <w:szCs w:val="36"/>
+                <w:szCs w:val="32"/>
               </w:rPr>
             </w:pPr>
             <w:r>
               <w:rPr>
                 <w:rFonts w:ascii="Times New Roman" w:hAnsi="Times New Roman" w:hint="eastAsia"/>
                 <w:sz w:val="32"/>
-                <w:szCs w:val="36"/>
+                <w:szCs w:val="32"/>
               </w:rPr>
               <w:t>物联网工程</w:t>
             </w:r>
@@ -502,17 +497,17 @@
         </w:trPr>
         <w:tc>
           <w:tcPr>
-            <w:tcW w:w="1701" w:type="dxa"/>
+            <w:tcW w:w="2028" w:type="dxa"/>
             <w:vAlign w:val="center"/>
           </w:tcPr>
           <w:p>
             <w:pPr>
               <w:spacing w:line="360" w:lineRule="auto"/>
-              <w:jc w:val="center"/>
+              <w:jc w:val="right"/>
               <w:rPr>
                 <w:rFonts w:ascii="Times New Roman" w:hAnsi="Times New Roman"/>
                 <w:sz w:val="32"/>
-                <w:szCs w:val="36"/>
+                <w:szCs w:val="32"/>
               </w:rPr>
             </w:pPr>
             <w:r>
@@ -520,7 +515,8 @@
                 <w:rFonts w:ascii="Times New Roman" w:hAnsi="Times New Roman" w:hint="eastAsia"/>
                 <w:spacing w:val="320"/>
                 <w:sz w:val="32"/>
-                <w:szCs w:val="36"/>
+                <w:szCs w:val="32"/>
+                <w:fitText w:val="1280" w:id="-1516614143"/>
               </w:rPr>
               <w:t>班</w:t>
             </w:r>
@@ -528,15 +524,24 @@
               <w:rPr>
                 <w:rFonts w:ascii="Times New Roman" w:hAnsi="Times New Roman" w:hint="eastAsia"/>
                 <w:sz w:val="32"/>
-                <w:szCs w:val="36"/>
+                <w:szCs w:val="32"/>
+                <w:fitText w:val="1280" w:id="-1516614143"/>
               </w:rPr>
               <w:t>级</w:t>
+            </w:r>
+            <w:r>
+              <w:rPr>
+                <w:rFonts w:ascii="Times New Roman" w:hAnsi="Times New Roman" w:hint="eastAsia"/>
+                <w:sz w:val="32"/>
+                <w:szCs w:val="32"/>
+              </w:rPr>
+              <w:t>：</w:t>
             </w:r>
           </w:p>
         </w:tc>
         <w:tc>
           <w:tcPr>
-            <w:tcW w:w="5102" w:type="dxa"/>
+            <w:tcW w:w="4635" w:type="dxa"/>
             <w:tcBorders>
               <w:top w:val="single" w:sz="4" w:space="0" w:color="auto"/>
               <w:bottom w:val="single" w:sz="4" w:space="0" w:color="auto"/>
@@ -550,14 +555,14 @@
               <w:rPr>
                 <w:rFonts w:ascii="Times New Roman" w:hAnsi="Times New Roman"/>
                 <w:sz w:val="32"/>
-                <w:szCs w:val="36"/>
+                <w:szCs w:val="32"/>
               </w:rPr>
             </w:pPr>
             <w:r>
               <w:rPr>
                 <w:rFonts w:ascii="Times New Roman" w:hAnsi="Times New Roman" w:hint="eastAsia"/>
                 <w:sz w:val="32"/>
-                <w:szCs w:val="36"/>
+                <w:szCs w:val="32"/>
               </w:rPr>
               <w:t>20</w:t>
             </w:r>
@@ -565,7 +570,7 @@
               <w:rPr>
                 <w:rFonts w:ascii="Times New Roman" w:hAnsi="Times New Roman" w:hint="eastAsia"/>
                 <w:sz w:val="32"/>
-                <w:szCs w:val="36"/>
+                <w:szCs w:val="32"/>
               </w:rPr>
               <w:t>级物联网</w:t>
             </w:r>
@@ -573,15 +578,15 @@
               <w:rPr>
                 <w:rFonts w:ascii="Times New Roman" w:hAnsi="Times New Roman" w:hint="eastAsia"/>
                 <w:sz w:val="32"/>
-                <w:szCs w:val="36"/>
+                <w:szCs w:val="32"/>
               </w:rPr>
-              <w:t>2</w:t>
+              <w:t>1</w:t>
             </w:r>
             <w:r>
               <w:rPr>
                 <w:rFonts w:ascii="Times New Roman" w:hAnsi="Times New Roman" w:hint="eastAsia"/>
                 <w:sz w:val="32"/>
-                <w:szCs w:val="36"/>
+                <w:szCs w:val="32"/>
               </w:rPr>
               <w:t>班</w:t>
             </w:r>
@@ -594,17 +599,17 @@
         </w:trPr>
         <w:tc>
           <w:tcPr>
-            <w:tcW w:w="1701" w:type="dxa"/>
+            <w:tcW w:w="2028" w:type="dxa"/>
             <w:vAlign w:val="center"/>
           </w:tcPr>
           <w:p>
             <w:pPr>
               <w:spacing w:line="360" w:lineRule="auto"/>
-              <w:jc w:val="center"/>
+              <w:jc w:val="right"/>
               <w:rPr>
                 <w:rFonts w:ascii="Times New Roman" w:hAnsi="Times New Roman"/>
                 <w:sz w:val="32"/>
-                <w:szCs w:val="36"/>
+                <w:szCs w:val="32"/>
               </w:rPr>
             </w:pPr>
             <w:r>
@@ -612,7 +617,8 @@
                 <w:rFonts w:ascii="Times New Roman" w:hAnsi="Times New Roman" w:hint="eastAsia"/>
                 <w:spacing w:val="320"/>
                 <w:sz w:val="32"/>
-                <w:szCs w:val="36"/>
+                <w:szCs w:val="32"/>
+                <w:fitText w:val="1280" w:id="-1516614142"/>
               </w:rPr>
               <w:t>学</w:t>
             </w:r>
@@ -620,15 +626,24 @@
               <w:rPr>
                 <w:rFonts w:ascii="Times New Roman" w:hAnsi="Times New Roman" w:hint="eastAsia"/>
                 <w:sz w:val="32"/>
-                <w:szCs w:val="36"/>
+                <w:szCs w:val="32"/>
+                <w:fitText w:val="1280" w:id="-1516614142"/>
               </w:rPr>
               <w:t>号</w:t>
+            </w:r>
+            <w:r>
+              <w:rPr>
+                <w:rFonts w:ascii="Times New Roman" w:hAnsi="Times New Roman" w:hint="eastAsia"/>
+                <w:sz w:val="32"/>
+                <w:szCs w:val="32"/>
+              </w:rPr>
+              <w:t>：</w:t>
             </w:r>
           </w:p>
         </w:tc>
         <w:tc>
           <w:tcPr>
-            <w:tcW w:w="5102" w:type="dxa"/>
+            <w:tcW w:w="4635" w:type="dxa"/>
             <w:tcBorders>
               <w:top w:val="single" w:sz="4" w:space="0" w:color="auto"/>
               <w:bottom w:val="single" w:sz="4" w:space="0" w:color="auto"/>
@@ -642,7 +657,7 @@
               <w:rPr>
                 <w:rFonts w:ascii="Times New Roman" w:hAnsi="Times New Roman"/>
                 <w:sz w:val="32"/>
-                <w:szCs w:val="36"/>
+                <w:szCs w:val="32"/>
               </w:rPr>
             </w:pPr>
           </w:p>
@@ -654,17 +669,17 @@
         </w:trPr>
         <w:tc>
           <w:tcPr>
-            <w:tcW w:w="1701" w:type="dxa"/>
+            <w:tcW w:w="2028" w:type="dxa"/>
             <w:vAlign w:val="center"/>
           </w:tcPr>
           <w:p>
             <w:pPr>
               <w:spacing w:line="360" w:lineRule="auto"/>
-              <w:jc w:val="center"/>
+              <w:jc w:val="right"/>
               <w:rPr>
                 <w:rFonts w:ascii="Times New Roman" w:hAnsi="Times New Roman"/>
                 <w:sz w:val="32"/>
-                <w:szCs w:val="36"/>
+                <w:szCs w:val="32"/>
               </w:rPr>
             </w:pPr>
             <w:r>
@@ -672,7 +687,8 @@
                 <w:rFonts w:ascii="Times New Roman" w:hAnsi="Times New Roman" w:hint="eastAsia"/>
                 <w:spacing w:val="320"/>
                 <w:sz w:val="32"/>
-                <w:szCs w:val="36"/>
+                <w:szCs w:val="32"/>
+                <w:fitText w:val="1280" w:id="-1516614141"/>
               </w:rPr>
               <w:t>姓</w:t>
             </w:r>
@@ -680,15 +696,24 @@
               <w:rPr>
                 <w:rFonts w:ascii="Times New Roman" w:hAnsi="Times New Roman" w:hint="eastAsia"/>
                 <w:sz w:val="32"/>
-                <w:szCs w:val="36"/>
+                <w:szCs w:val="32"/>
+                <w:fitText w:val="1280" w:id="-1516614141"/>
               </w:rPr>
               <w:t>名</w:t>
+            </w:r>
+            <w:r>
+              <w:rPr>
+                <w:rFonts w:ascii="Times New Roman" w:hAnsi="Times New Roman" w:hint="eastAsia"/>
+                <w:sz w:val="32"/>
+                <w:szCs w:val="32"/>
+              </w:rPr>
+              <w:t>：</w:t>
             </w:r>
           </w:p>
         </w:tc>
         <w:tc>
           <w:tcPr>
-            <w:tcW w:w="5102" w:type="dxa"/>
+            <w:tcW w:w="4635" w:type="dxa"/>
             <w:tcBorders>
               <w:top w:val="single" w:sz="4" w:space="0" w:color="auto"/>
               <w:bottom w:val="single" w:sz="4" w:space="0" w:color="auto"/>
@@ -702,7 +727,7 @@
               <w:rPr>
                 <w:rFonts w:ascii="Times New Roman" w:hAnsi="Times New Roman"/>
                 <w:sz w:val="32"/>
-                <w:szCs w:val="36"/>
+                <w:szCs w:val="32"/>
               </w:rPr>
             </w:pPr>
           </w:p>
@@ -711,34 +736,28 @@
     </w:tbl>
     <w:p>
       <w:pPr>
-        <w:spacing w:line="480" w:lineRule="auto"/>
         <w:jc w:val="center"/>
         <w:rPr>
-          <w:rFonts w:ascii="Times New Roman" w:hAnsi="Times New Roman"/>
+          <w:rFonts w:ascii="Times New Roman" w:eastAsia="华文中宋" w:hAnsi="Times New Roman"/>
           <w:sz w:val="32"/>
-          <w:szCs w:val="32"/>
         </w:rPr>
       </w:pPr>
     </w:p>
     <w:p>
       <w:pPr>
-        <w:spacing w:line="480" w:lineRule="auto"/>
         <w:jc w:val="center"/>
         <w:rPr>
-          <w:rFonts w:ascii="Times New Roman" w:hAnsi="Times New Roman"/>
+          <w:rFonts w:ascii="Times New Roman" w:eastAsia="华文中宋" w:hAnsi="Times New Roman"/>
           <w:sz w:val="32"/>
-          <w:szCs w:val="32"/>
         </w:rPr>
       </w:pPr>
     </w:p>
     <w:p>
       <w:pPr>
-        <w:spacing w:line="480" w:lineRule="auto"/>
         <w:jc w:val="center"/>
         <w:rPr>
-          <w:rFonts w:ascii="Times New Roman" w:hAnsi="Times New Roman"/>
+          <w:rFonts w:ascii="Times New Roman" w:eastAsia="华文中宋" w:hAnsi="Times New Roman"/>
           <w:sz w:val="32"/>
-          <w:szCs w:val="32"/>
         </w:rPr>
       </w:pPr>
     </w:p>
@@ -746,7 +765,7 @@
       <w:pPr>
         <w:jc w:val="center"/>
         <w:rPr>
-          <w:rFonts w:ascii="Times New Roman" w:hAnsi="Times New Roman"/>
+          <w:rFonts w:ascii="Times New Roman" w:eastAsia="华文中宋" w:hAnsi="Times New Roman"/>
           <w:sz w:val="32"/>
         </w:rPr>
       </w:pPr>
@@ -783,13 +802,20 @@
           <w:rFonts w:ascii="Times New Roman" w:hAnsi="Times New Roman" w:hint="eastAsia"/>
           <w:sz w:val="32"/>
         </w:rPr>
-        <w:t>4</w:t>
+        <w:t>0</w:t>
       </w:r>
       <w:r>
         <w:rPr>
           <w:rFonts w:ascii="Times New Roman" w:hAnsi="Times New Roman" w:hint="eastAsia"/>
           <w:sz w:val="32"/>
         </w:rPr>
+        <w:t>6</w:t>
+      </w:r>
+      <w:r>
+        <w:rPr>
+          <w:rFonts w:ascii="Times New Roman" w:hAnsi="Times New Roman" w:hint="eastAsia"/>
+          <w:sz w:val="32"/>
+        </w:rPr>
         <w:t>月</w:t>
       </w:r>
       <w:r>
@@ -797,7 +823,14 @@
           <w:rFonts w:ascii="Times New Roman" w:hAnsi="Times New Roman" w:hint="eastAsia"/>
           <w:sz w:val="32"/>
         </w:rPr>
-        <w:t>6</w:t>
+        <w:t>0</w:t>
+      </w:r>
+      <w:r>
+        <w:rPr>
+          <w:rFonts w:ascii="Times New Roman" w:hAnsi="Times New Roman" w:hint="eastAsia"/>
+          <w:sz w:val="32"/>
+        </w:rPr>
+        <w:t>1</w:t>
       </w:r>
       <w:r>
         <w:rPr>
@@ -809,6 +842,33 @@
     </w:p>
     <w:p>
       <w:pPr>
+        <w:spacing w:afterLines="50" w:after="163"/>
+        <w:rPr>
+          <w:rFonts w:ascii="Times New Roman" w:hAnsi="Times New Roman"/>
+          <w:b/>
+          <w:kern w:val="2"/>
+        </w:rPr>
+      </w:pPr>
+    </w:p>
+    <w:p>
+      <w:pPr>
+        <w:spacing w:line="400" w:lineRule="exact"/>
+        <w:rPr>
+          <w:rFonts w:ascii="Times New Roman" w:hAnsi="Times New Roman"/>
+        </w:rPr>
+        <w:sectPr>
+          <w:pgSz w:w="11906" w:h="16838"/>
+          <w:pgMar w:top="1418" w:right="1247" w:bottom="1418" w:left="1247" w:header="851" w:footer="992" w:gutter="0"/>
+          <w:cols w:space="425"/>
+          <w:docGrid w:type="lines" w:linePitch="326"/>
+        </w:sectPr>
+      </w:pPr>
+    </w:p>
+    <w:p>
+      <w:pPr>
+        <w:widowControl w:val="0"/>
+        <w:spacing w:beforeLines="100" w:before="326" w:afterLines="100" w:after="326" w:line="400" w:lineRule="exact"/>
+        <w:jc w:val="center"/>
         <w:rPr>
           <w:rFonts w:ascii="Times New Roman" w:eastAsia="黑体" w:hAnsi="Times New Roman"/>
           <w:b/>
@@ -819,30 +879,6 @@
       </w:pPr>
       <w:r>
         <w:rPr>
-          <w:rFonts w:ascii="Times New Roman" w:eastAsia="黑体" w:hAnsi="Times New Roman"/>
-          <w:b/>
-          <w:kern w:val="2"/>
-          <w:sz w:val="32"/>
-          <w:szCs w:val="32"/>
-        </w:rPr>
-        <w:br w:type="page"/>
-      </w:r>
-    </w:p>
-    <w:p>
-      <w:pPr>
-        <w:widowControl w:val="0"/>
-        <w:spacing w:beforeLines="100" w:before="326" w:afterLines="100" w:after="326" w:line="400" w:lineRule="exact"/>
-        <w:jc w:val="center"/>
-        <w:rPr>
-          <w:rFonts w:ascii="Times New Roman" w:eastAsia="黑体" w:hAnsi="Times New Roman"/>
-          <w:b/>
-          <w:kern w:val="2"/>
-          <w:sz w:val="32"/>
-          <w:szCs w:val="32"/>
-        </w:rPr>
-      </w:pPr>
-      <w:r>
-        <w:rPr>
           <w:rFonts w:ascii="Times New Roman" w:eastAsia="黑体" w:hAnsi="Times New Roman" w:hint="eastAsia"/>
           <w:b/>
           <w:kern w:val="2"/>
@@ -860,7 +896,7 @@
           <w:sz w:val="32"/>
           <w:szCs w:val="32"/>
         </w:rPr>
-        <w:t>1</w:t>
+        <w:t>一</w:t>
       </w:r>
       <w:r>
         <w:rPr>
@@ -870,7 +906,7 @@
           <w:sz w:val="32"/>
           <w:szCs w:val="32"/>
         </w:rPr>
-        <w:t xml:space="preserve"> </w:t>
+        <w:t xml:space="preserve">  </w:t>
       </w:r>
       <w:r>
         <w:rPr>
@@ -880,42 +916,8 @@
           <w:sz w:val="32"/>
           <w:szCs w:val="32"/>
         </w:rPr>
-        <w:t>基于线性表结构的</w:t>
-      </w:r>
-      <w:r>
-        <w:rPr>
-          <w:rFonts w:ascii="Times New Roman" w:eastAsia="黑体" w:hAnsi="Times New Roman" w:hint="eastAsia"/>
-          <w:b/>
-          <w:kern w:val="2"/>
-          <w:sz w:val="32"/>
-          <w:szCs w:val="32"/>
-        </w:rPr>
-        <w:t>QQ</w:t>
-      </w:r>
-      <w:r>
-        <w:rPr>
-          <w:rFonts w:ascii="Times New Roman" w:eastAsia="黑体" w:hAnsi="Times New Roman" w:hint="eastAsia"/>
-          <w:b/>
-          <w:kern w:val="2"/>
-          <w:sz w:val="32"/>
-          <w:szCs w:val="32"/>
-        </w:rPr>
-        <w:t>群名片</w:t>
-      </w:r>
-    </w:p>
-    <w:p>
-      <w:pPr>
-        <w:widowControl w:val="0"/>
-        <w:spacing w:beforeLines="100" w:before="326" w:afterLines="100" w:after="326" w:line="400" w:lineRule="exact"/>
-        <w:jc w:val="center"/>
-        <w:rPr>
-          <w:rFonts w:ascii="Times New Roman" w:eastAsia="黑体" w:hAnsi="Times New Roman"/>
-          <w:b/>
-          <w:kern w:val="2"/>
-          <w:sz w:val="32"/>
-          <w:szCs w:val="32"/>
-        </w:rPr>
-      </w:pPr>
+        <w:t>命令行网络工具的应用</w:t>
+      </w:r>
     </w:p>
     <w:p>
       <w:pPr>
@@ -958,36 +960,22 @@
     </w:p>
     <w:p>
       <w:pPr>
-        <w:spacing w:line="360" w:lineRule="auto"/>
-        <w:ind w:firstLineChars="200" w:firstLine="480"/>
-        <w:jc w:val="both"/>
+        <w:pStyle w:val="ad"/>
+        <w:numPr>
+          <w:ilvl w:val="0"/>
+          <w:numId w:val="14"/>
+        </w:numPr>
+        <w:spacing w:line="400" w:lineRule="exact"/>
+        <w:ind w:left="839" w:firstLineChars="0" w:hanging="357"/>
         <w:rPr>
           <w:rFonts w:ascii="Times New Roman" w:hAnsi="Times New Roman"/>
         </w:rPr>
       </w:pPr>
       <w:r>
         <w:rPr>
-          <w:rFonts w:ascii="Times New Roman" w:hAnsi="Times New Roman" w:hint="eastAsia"/>
-        </w:rPr>
-        <w:t>1</w:t>
-      </w:r>
-      <w:r>
-        <w:rPr>
-          <w:rFonts w:ascii="Times New Roman" w:hAnsi="Times New Roman" w:hint="eastAsia"/>
-        </w:rPr>
-        <w:t>.</w:t>
-      </w:r>
-      <w:r>
-        <w:rPr>
-          <w:rFonts w:ascii="Times New Roman" w:hAnsi="Times New Roman"/>
-        </w:rPr>
-        <w:t xml:space="preserve"> </w:t>
-      </w:r>
-      <w:r>
-        <w:rPr>
-          <w:rFonts w:ascii="Times New Roman" w:hAnsi="Times New Roman" w:hint="eastAsia"/>
-        </w:rPr>
-        <w:t>加深理解线性表的顺序表示与链式表示的意义和区别，掌握用它们表示时各基本操作的设计与实现</w:t>
+          <w:rFonts w:hint="eastAsia"/>
+        </w:rPr>
+        <w:t>熟悉基本网络参数的配置</w:t>
       </w:r>
       <w:r>
         <w:rPr>
@@ -998,36 +986,22 @@
     </w:p>
     <w:p>
       <w:pPr>
-        <w:spacing w:line="360" w:lineRule="auto"/>
-        <w:ind w:firstLineChars="200" w:firstLine="480"/>
-        <w:jc w:val="both"/>
+        <w:pStyle w:val="ad"/>
+        <w:numPr>
+          <w:ilvl w:val="0"/>
+          <w:numId w:val="14"/>
+        </w:numPr>
+        <w:spacing w:line="400" w:lineRule="exact"/>
+        <w:ind w:left="839" w:firstLineChars="0" w:hanging="357"/>
         <w:rPr>
           <w:rFonts w:ascii="Times New Roman" w:hAnsi="Times New Roman"/>
         </w:rPr>
       </w:pPr>
       <w:r>
         <w:rPr>
-          <w:rFonts w:ascii="Times New Roman" w:hAnsi="Times New Roman" w:hint="eastAsia"/>
-        </w:rPr>
-        <w:t>2</w:t>
-      </w:r>
-      <w:r>
-        <w:rPr>
-          <w:rFonts w:ascii="Times New Roman" w:hAnsi="Times New Roman" w:hint="eastAsia"/>
-        </w:rPr>
-        <w:t>.</w:t>
-      </w:r>
-      <w:r>
-        <w:rPr>
-          <w:rFonts w:ascii="Times New Roman" w:hAnsi="Times New Roman"/>
-        </w:rPr>
-        <w:t xml:space="preserve"> </w:t>
-      </w:r>
-      <w:r>
-        <w:rPr>
-          <w:rFonts w:ascii="Times New Roman" w:hAnsi="Times New Roman" w:hint="eastAsia"/>
-        </w:rPr>
-        <w:t>学会定义线性表的顺序存储类型和链式存储类型，实现对线性表的一些基本操作和具体的函数定义</w:t>
+          <w:rFonts w:hint="eastAsia"/>
+        </w:rPr>
+        <w:t>了解常用网络命令的工作原理</w:t>
       </w:r>
       <w:r>
         <w:rPr>
@@ -1038,36 +1012,22 @@
     </w:p>
     <w:p>
       <w:pPr>
-        <w:spacing w:line="360" w:lineRule="auto"/>
-        <w:ind w:firstLineChars="200" w:firstLine="480"/>
-        <w:jc w:val="both"/>
+        <w:pStyle w:val="ad"/>
+        <w:numPr>
+          <w:ilvl w:val="0"/>
+          <w:numId w:val="14"/>
+        </w:numPr>
+        <w:spacing w:line="400" w:lineRule="exact"/>
+        <w:ind w:left="839" w:firstLineChars="0" w:hanging="357"/>
         <w:rPr>
           <w:rFonts w:ascii="Times New Roman" w:hAnsi="Times New Roman"/>
         </w:rPr>
       </w:pPr>
       <w:r>
         <w:rPr>
-          <w:rFonts w:ascii="Times New Roman" w:hAnsi="Times New Roman" w:hint="eastAsia"/>
-        </w:rPr>
-        <w:t>3</w:t>
-      </w:r>
-      <w:r>
-        <w:rPr>
-          <w:rFonts w:ascii="Times New Roman" w:hAnsi="Times New Roman" w:hint="eastAsia"/>
-        </w:rPr>
-        <w:t>.</w:t>
-      </w:r>
-      <w:r>
-        <w:rPr>
-          <w:rFonts w:ascii="Times New Roman" w:hAnsi="Times New Roman"/>
-        </w:rPr>
-        <w:t xml:space="preserve"> </w:t>
-      </w:r>
-      <w:r>
-        <w:rPr>
-          <w:rFonts w:ascii="Times New Roman" w:hAnsi="Times New Roman" w:hint="eastAsia"/>
-        </w:rPr>
-        <w:t>掌握线性表的基本操作（初始化、建立、插入、删除、遍历等）</w:t>
+          <w:rFonts w:hint="eastAsia"/>
+        </w:rPr>
+        <w:t>掌握常用网络命令的使用</w:t>
       </w:r>
       <w:r>
         <w:rPr>
@@ -1078,9 +1038,13 @@
     </w:p>
     <w:p>
       <w:pPr>
-        <w:spacing w:line="360" w:lineRule="auto"/>
-        <w:ind w:firstLineChars="200" w:firstLine="480"/>
-        <w:jc w:val="both"/>
+        <w:pStyle w:val="ad"/>
+        <w:numPr>
+          <w:ilvl w:val="0"/>
+          <w:numId w:val="14"/>
+        </w:numPr>
+        <w:spacing w:line="400" w:lineRule="exact"/>
+        <w:ind w:left="839" w:firstLineChars="0" w:hanging="357"/>
         <w:rPr>
           <w:rFonts w:ascii="Times New Roman" w:hAnsi="Times New Roman"/>
         </w:rPr>
@@ -1089,31 +1053,25 @@
         <w:rPr>
           <w:rFonts w:ascii="Times New Roman" w:hAnsi="Times New Roman" w:hint="eastAsia"/>
         </w:rPr>
-        <w:t>4</w:t>
-      </w:r>
-      <w:r>
-        <w:rPr>
-          <w:rFonts w:ascii="Times New Roman" w:hAnsi="Times New Roman" w:hint="eastAsia"/>
-        </w:rPr>
-        <w:t>.</w:t>
+        <w:t>进一步熟悉</w:t>
+      </w:r>
+      <w:r>
+        <w:rPr>
+          <w:rFonts w:ascii="Times New Roman" w:hAnsi="Times New Roman" w:hint="eastAsia"/>
+        </w:rPr>
+        <w:t>P</w:t>
       </w:r>
       <w:r>
         <w:rPr>
           <w:rFonts w:ascii="Times New Roman" w:hAnsi="Times New Roman"/>
         </w:rPr>
-        <w:t xml:space="preserve"> </w:t>
-      </w:r>
-      <w:r>
-        <w:rPr>
-          <w:rFonts w:ascii="Times New Roman" w:hAnsi="Times New Roman" w:hint="eastAsia"/>
-        </w:rPr>
-        <w:t>在实际应用背景下能够适当选择顺序存储和链式存储</w:t>
-      </w:r>
-      <w:r>
-        <w:rPr>
-          <w:rFonts w:ascii="Times New Roman" w:hAnsi="Times New Roman" w:hint="eastAsia"/>
-        </w:rPr>
-        <w:t>。</w:t>
+        <w:t>T</w:t>
+      </w:r>
+      <w:r>
+        <w:rPr>
+          <w:rFonts w:ascii="Times New Roman" w:hAnsi="Times New Roman" w:hint="eastAsia"/>
+        </w:rPr>
+        <w:t>的使用。</w:t>
       </w:r>
     </w:p>
     <w:p>
@@ -1143,77 +1101,77 @@
           <w:sz w:val="28"/>
           <w:szCs w:val="28"/>
         </w:rPr>
-        <w:t>要求</w:t>
+        <w:t>内容</w:t>
       </w:r>
     </w:p>
     <w:p>
       <w:pPr>
-        <w:spacing w:line="360" w:lineRule="auto"/>
-        <w:ind w:firstLineChars="200" w:firstLine="480"/>
-        <w:jc w:val="both"/>
-        <w:rPr>
-          <w:rFonts w:ascii="Times New Roman" w:hAnsi="Times New Roman"/>
-        </w:rPr>
-      </w:pPr>
-      <w:r>
-        <w:rPr>
-          <w:rFonts w:ascii="Times New Roman" w:hAnsi="Times New Roman" w:hint="eastAsia"/>
-        </w:rPr>
-        <w:t>QQ</w:t>
-      </w:r>
-      <w:r>
-        <w:rPr>
-          <w:rFonts w:ascii="Times New Roman" w:hAnsi="Times New Roman" w:hint="eastAsia"/>
-        </w:rPr>
-        <w:t>群每个成员都有名片，包含：</w:t>
-      </w:r>
-      <w:r>
-        <w:rPr>
-          <w:rFonts w:ascii="Times New Roman" w:hAnsi="Times New Roman" w:hint="eastAsia"/>
-        </w:rPr>
-        <w:t>QQ</w:t>
-      </w:r>
-      <w:r>
-        <w:rPr>
-          <w:rFonts w:ascii="Times New Roman" w:hAnsi="Times New Roman" w:hint="eastAsia"/>
-        </w:rPr>
-        <w:t>号码、</w:t>
-      </w:r>
-      <w:r>
-        <w:rPr>
-          <w:rFonts w:ascii="Times New Roman" w:hAnsi="Times New Roman" w:hint="eastAsia"/>
-        </w:rPr>
-        <w:t>昵称、性别、年龄、生日、星座、所在地等信息</w:t>
-      </w:r>
-      <w:r>
-        <w:rPr>
-          <w:rFonts w:ascii="Times New Roman" w:hAnsi="Times New Roman" w:hint="eastAsia"/>
-        </w:rPr>
-        <w:t>，</w:t>
-      </w:r>
-      <w:r>
-        <w:rPr>
-          <w:rFonts w:ascii="Times New Roman" w:hAnsi="Times New Roman" w:hint="eastAsia"/>
-        </w:rPr>
-        <w:t>利用线性表结构实现</w:t>
-      </w:r>
-      <w:r>
-        <w:rPr>
-          <w:rFonts w:ascii="Times New Roman" w:hAnsi="Times New Roman" w:hint="eastAsia"/>
-        </w:rPr>
-        <w:t>QQ</w:t>
-      </w:r>
-      <w:r>
-        <w:rPr>
-          <w:rFonts w:ascii="Times New Roman" w:hAnsi="Times New Roman" w:hint="eastAsia"/>
-        </w:rPr>
-        <w:t>群名片的建立，增删，查询等基本功能，并在此基础上尝试实现你想要的附加功能</w:t>
-      </w:r>
-      <w:r>
-        <w:rPr>
-          <w:rFonts w:ascii="Times New Roman" w:hAnsi="Times New Roman" w:hint="eastAsia"/>
-        </w:rPr>
-        <w:t>。</w:t>
+        <w:pStyle w:val="ad"/>
+        <w:numPr>
+          <w:ilvl w:val="0"/>
+          <w:numId w:val="15"/>
+        </w:numPr>
+        <w:spacing w:line="400" w:lineRule="exact"/>
+        <w:ind w:left="839" w:firstLineChars="0" w:hanging="357"/>
+      </w:pPr>
+      <w:r>
+        <w:rPr>
+          <w:rFonts w:hint="eastAsia"/>
+        </w:rPr>
+        <w:t>掌握</w:t>
+      </w:r>
+      <w:r>
+        <w:rPr>
+          <w:rFonts w:hint="eastAsia"/>
+        </w:rPr>
+        <w:t xml:space="preserve"> IP</w:t>
+      </w:r>
+      <w:r>
+        <w:rPr>
+          <w:rFonts w:hint="eastAsia"/>
+        </w:rPr>
+        <w:t>、</w:t>
+      </w:r>
+      <w:r>
+        <w:rPr>
+          <w:rFonts w:hint="eastAsia"/>
+        </w:rPr>
+        <w:t>UDP</w:t>
+      </w:r>
+      <w:r>
+        <w:rPr>
+          <w:rFonts w:hint="eastAsia"/>
+        </w:rPr>
+        <w:t>包的结构，分析</w:t>
+      </w:r>
+      <w:r>
+        <w:rPr>
+          <w:rFonts w:hint="eastAsia"/>
+        </w:rPr>
+        <w:t>IP</w:t>
+      </w:r>
+      <w:r>
+        <w:rPr>
+          <w:rFonts w:hint="eastAsia"/>
+        </w:rPr>
+        <w:t>包的数据。</w:t>
+      </w:r>
+    </w:p>
+    <w:p>
+      <w:pPr>
+        <w:pStyle w:val="ad"/>
+        <w:numPr>
+          <w:ilvl w:val="0"/>
+          <w:numId w:val="15"/>
+        </w:numPr>
+        <w:spacing w:line="400" w:lineRule="exact"/>
+        <w:ind w:left="839" w:firstLineChars="0" w:hanging="357"/>
+      </w:pPr>
+      <w:r>
+        <w:rPr>
+          <w:rFonts w:hint="eastAsia"/>
+        </w:rPr>
+        <w:t>了解网络配置和网络测试命令及相应性能。</w:t>
       </w:r>
     </w:p>
     <w:p>
@@ -1257,44 +1215,69 @@
     </w:p>
     <w:p>
       <w:pPr>
+        <w:pStyle w:val="ad"/>
+        <w:numPr>
+          <w:ilvl w:val="0"/>
+          <w:numId w:val="16"/>
+        </w:numPr>
         <w:spacing w:line="400" w:lineRule="exact"/>
-        <w:ind w:firstLineChars="200" w:firstLine="482"/>
-        <w:rPr>
-          <w:rFonts w:ascii="Times New Roman" w:hAnsi="Times New Roman"/>
-          <w:b/>
-          <w:bCs/>
-        </w:rPr>
-      </w:pPr>
-      <w:r>
-        <w:rPr>
-          <w:rFonts w:ascii="Times New Roman" w:hAnsi="Times New Roman" w:hint="eastAsia"/>
-          <w:b/>
-          <w:bCs/>
-        </w:rPr>
-        <w:t>1</w:t>
-      </w:r>
-      <w:r>
-        <w:rPr>
-          <w:rFonts w:ascii="Times New Roman" w:hAnsi="Times New Roman"/>
-          <w:b/>
-          <w:bCs/>
-        </w:rPr>
-        <w:t xml:space="preserve">. </w:t>
-      </w:r>
-      <w:r>
-        <w:rPr>
-          <w:rFonts w:ascii="Times New Roman" w:hAnsi="Times New Roman" w:hint="eastAsia"/>
-          <w:b/>
-          <w:bCs/>
-        </w:rPr>
-        <w:t>链表操作</w:t>
+        <w:ind w:left="839" w:firstLineChars="0" w:hanging="357"/>
+        <w:rPr>
+          <w:rFonts w:ascii="Times New Roman" w:hAnsi="Times New Roman" w:hint="eastAsia"/>
+        </w:rPr>
+      </w:pPr>
+      <w:r>
+        <w:rPr>
+          <w:rFonts w:hint="eastAsia"/>
+        </w:rPr>
+        <w:t>ping</w:t>
+      </w:r>
+      <w:r>
+        <w:rPr>
+          <w:rFonts w:ascii="Times New Roman" w:hAnsi="Times New Roman" w:hint="eastAsia"/>
+        </w:rPr>
+        <w:t>是为了检测网络的连接状况，用它来检测数据包到达目的主机的可能性，为</w:t>
+      </w:r>
+      <w:r>
+        <w:rPr>
+          <w:rFonts w:ascii="Times New Roman" w:hAnsi="Times New Roman" w:hint="eastAsia"/>
+        </w:rPr>
+        <w:t>ICMP</w:t>
+      </w:r>
+      <w:r>
+        <w:rPr>
+          <w:rFonts w:ascii="Times New Roman" w:hAnsi="Times New Roman" w:hint="eastAsia"/>
+        </w:rPr>
+        <w:t>协议下回送请求</w:t>
+      </w:r>
+      <w:r>
+        <w:rPr>
+          <w:rFonts w:ascii="Times New Roman" w:hAnsi="Times New Roman" w:hint="eastAsia"/>
+        </w:rPr>
+        <w:t>/</w:t>
+      </w:r>
+      <w:r>
+        <w:rPr>
+          <w:rFonts w:ascii="Times New Roman" w:hAnsi="Times New Roman" w:hint="eastAsia"/>
+        </w:rPr>
+        <w:t>应答报文的应用</w:t>
+      </w:r>
+      <w:r>
+        <w:rPr>
+          <w:rFonts w:ascii="Times New Roman" w:hAnsi="Times New Roman" w:hint="eastAsia"/>
+        </w:rPr>
+        <w:t>。</w:t>
       </w:r>
     </w:p>
     <w:p>
       <w:pPr>
+        <w:pStyle w:val="ad"/>
+        <w:numPr>
+          <w:ilvl w:val="0"/>
+          <w:numId w:val="16"/>
+        </w:numPr>
         <w:spacing w:line="400" w:lineRule="exact"/>
-        <w:ind w:firstLineChars="200" w:firstLine="480"/>
-        <w:jc w:val="both"/>
+        <w:ind w:left="839" w:firstLineChars="0" w:hanging="357"/>
         <w:rPr>
           <w:rFonts w:ascii="Times New Roman" w:hAnsi="Times New Roman"/>
         </w:rPr>
@@ -1303,31 +1286,25 @@
         <w:rPr>
           <w:rFonts w:ascii="Times New Roman" w:hAnsi="Times New Roman" w:hint="eastAsia"/>
         </w:rPr>
-        <w:t>按照实验要求编写相应程序代码并调试运行，能够顺利完成单链表的创建、插入、删除等操作。附上</w:t>
-      </w:r>
-      <w:r>
-        <w:rPr>
-          <w:rFonts w:ascii="Times New Roman" w:hAnsi="Times New Roman" w:hint="eastAsia"/>
-          <w:b/>
-          <w:bCs/>
-        </w:rPr>
-        <w:t>链表操作的</w:t>
-      </w:r>
-      <w:r>
-        <w:rPr>
-          <w:rFonts w:ascii="Times New Roman" w:hAnsi="Times New Roman" w:hint="eastAsia"/>
-          <w:b/>
-          <w:bCs/>
-        </w:rPr>
-        <w:t>完整</w:t>
-      </w:r>
-      <w:r>
-        <w:rPr>
-          <w:rFonts w:ascii="Times New Roman" w:hAnsi="Times New Roman" w:hint="eastAsia"/>
-          <w:b/>
-          <w:bCs/>
-        </w:rPr>
-        <w:t>函数代码</w:t>
+        <w:t>ipconfig</w:t>
+      </w:r>
+      <w:r>
+        <w:rPr>
+          <w:rFonts w:ascii="Times New Roman" w:hAnsi="Times New Roman" w:hint="eastAsia"/>
+        </w:rPr>
+        <w:t>是用于检查、显示网络接口设定的网络工具，如</w:t>
+      </w:r>
+      <w:r>
+        <w:rPr>
+          <w:rFonts w:ascii="Times New Roman" w:hAnsi="Times New Roman" w:hint="eastAsia"/>
+        </w:rPr>
+        <w:t>IP</w:t>
+      </w:r>
+      <w:r>
+        <w:rPr>
+          <w:rFonts w:ascii="Times New Roman" w:hAnsi="Times New Roman" w:hint="eastAsia"/>
+        </w:rPr>
+        <w:t>地址、子网掩码和广播地址等</w:t>
       </w:r>
       <w:r>
         <w:rPr>
@@ -1338,9 +1315,13 @@
     </w:p>
     <w:p>
       <w:pPr>
+        <w:pStyle w:val="ad"/>
+        <w:numPr>
+          <w:ilvl w:val="0"/>
+          <w:numId w:val="16"/>
+        </w:numPr>
         <w:spacing w:line="400" w:lineRule="exact"/>
-        <w:ind w:firstLineChars="200" w:firstLine="480"/>
-        <w:jc w:val="both"/>
+        <w:ind w:left="839" w:firstLineChars="0" w:hanging="357"/>
         <w:rPr>
           <w:rFonts w:ascii="Times New Roman" w:hAnsi="Times New Roman"/>
         </w:rPr>
@@ -1349,146 +1330,252 @@
         <w:rPr>
           <w:rFonts w:ascii="Times New Roman" w:hAnsi="Times New Roman" w:hint="eastAsia"/>
         </w:rPr>
-        <w:t>运行演示过程如下：</w:t>
+        <w:t>tracert</w:t>
+      </w:r>
+      <w:r>
+        <w:rPr>
+          <w:rFonts w:ascii="Times New Roman" w:hAnsi="Times New Roman" w:hint="eastAsia"/>
+        </w:rPr>
+        <w:t>是路由跟踪实用程序，用于确定</w:t>
+      </w:r>
+      <w:r>
+        <w:rPr>
+          <w:rFonts w:ascii="Times New Roman" w:hAnsi="Times New Roman" w:hint="eastAsia"/>
+        </w:rPr>
+        <w:t>IP</w:t>
+      </w:r>
+      <w:r>
+        <w:rPr>
+          <w:rFonts w:ascii="Times New Roman" w:hAnsi="Times New Roman" w:hint="eastAsia"/>
+        </w:rPr>
+        <w:t>数据包访问目标所采取的路径</w:t>
+      </w:r>
+      <w:r>
+        <w:rPr>
+          <w:rFonts w:ascii="Times New Roman" w:hAnsi="Times New Roman" w:hint="eastAsia"/>
+        </w:rPr>
+        <w:t>。</w:t>
       </w:r>
     </w:p>
     <w:p>
       <w:pPr>
+        <w:pStyle w:val="ad"/>
+        <w:numPr>
+          <w:ilvl w:val="0"/>
+          <w:numId w:val="16"/>
+        </w:numPr>
         <w:spacing w:line="400" w:lineRule="exact"/>
-        <w:ind w:firstLineChars="200" w:firstLine="480"/>
-        <w:jc w:val="both"/>
+        <w:ind w:left="839" w:firstLineChars="0" w:hanging="357"/>
+        <w:rPr>
+          <w:rFonts w:ascii="Times New Roman" w:hAnsi="Times New Roman" w:hint="eastAsia"/>
+        </w:rPr>
+      </w:pPr>
+      <w:r>
+        <w:rPr>
+          <w:rFonts w:ascii="Times New Roman" w:hAnsi="Times New Roman" w:hint="eastAsia"/>
+        </w:rPr>
+        <w:t>arp</w:t>
+      </w:r>
+      <w:r>
+        <w:rPr>
+          <w:rFonts w:ascii="Times New Roman" w:hAnsi="Times New Roman" w:hint="eastAsia"/>
+        </w:rPr>
+        <w:t>是地址解析协议，</w:t>
+      </w:r>
+      <w:r>
+        <w:rPr>
+          <w:rFonts w:ascii="Times New Roman" w:hAnsi="Times New Roman" w:hint="eastAsia"/>
+        </w:rPr>
+        <w:t>通过</w:t>
+      </w:r>
+      <w:r>
+        <w:rPr>
+          <w:rFonts w:ascii="Times New Roman" w:hAnsi="Times New Roman" w:hint="eastAsia"/>
+        </w:rPr>
+        <w:t>IP</w:t>
+      </w:r>
+      <w:r>
+        <w:rPr>
+          <w:rFonts w:ascii="Times New Roman" w:hAnsi="Times New Roman" w:hint="eastAsia"/>
+        </w:rPr>
+        <w:t>地址</w:t>
+      </w:r>
+      <w:r>
+        <w:rPr>
+          <w:rFonts w:ascii="Times New Roman" w:hAnsi="Times New Roman" w:hint="eastAsia"/>
+        </w:rPr>
+        <w:t>获取对应的硬件地址，即</w:t>
+      </w:r>
+      <w:r>
+        <w:rPr>
+          <w:rFonts w:ascii="Times New Roman" w:hAnsi="Times New Roman" w:hint="eastAsia"/>
+        </w:rPr>
+        <w:t>MAC</w:t>
+      </w:r>
+      <w:r>
+        <w:rPr>
+          <w:rFonts w:ascii="Times New Roman" w:hAnsi="Times New Roman" w:hint="eastAsia"/>
+        </w:rPr>
+        <w:t>地址</w:t>
+      </w:r>
+      <w:r>
+        <w:rPr>
+          <w:rFonts w:ascii="Times New Roman" w:hAnsi="Times New Roman" w:hint="eastAsia"/>
+        </w:rPr>
+        <w:t>。</w:t>
+      </w:r>
+      <w:r>
+        <w:rPr>
+          <w:rFonts w:ascii="Times New Roman" w:hAnsi="Times New Roman" w:hint="eastAsia"/>
+        </w:rPr>
+        <w:t>只有安装了</w:t>
+      </w:r>
+      <w:r>
+        <w:rPr>
+          <w:rFonts w:ascii="Times New Roman" w:hAnsi="Times New Roman" w:hint="eastAsia"/>
+        </w:rPr>
+        <w:t>TCP/IP</w:t>
+      </w:r>
+      <w:r>
+        <w:rPr>
+          <w:rFonts w:ascii="Times New Roman" w:hAnsi="Times New Roman" w:hint="eastAsia"/>
+        </w:rPr>
+        <w:t>协议才能使用</w:t>
+      </w:r>
+      <w:r>
+        <w:rPr>
+          <w:rFonts w:ascii="Times New Roman" w:hAnsi="Times New Roman" w:hint="eastAsia"/>
+        </w:rPr>
+        <w:t>[</w:t>
+      </w:r>
+      <w:r>
+        <w:rPr>
+          <w:rFonts w:ascii="Times New Roman" w:hAnsi="Times New Roman" w:hint="eastAsia"/>
+        </w:rPr>
+        <w:t>选做</w:t>
+      </w:r>
+      <w:r>
         <w:rPr>
           <w:rFonts w:ascii="Times New Roman" w:hAnsi="Times New Roman"/>
         </w:rPr>
-      </w:pPr>
-      <w:r>
-        <w:rPr>
-          <w:rFonts w:ascii="Times New Roman" w:hAnsi="Times New Roman" w:hint="eastAsia"/>
-        </w:rPr>
-        <w:t>1</w:t>
-      </w:r>
-      <w:r>
-        <w:rPr>
-          <w:rFonts w:ascii="Times New Roman" w:hAnsi="Times New Roman" w:hint="eastAsia"/>
-        </w:rPr>
-        <w:t xml:space="preserve">) </w:t>
-      </w:r>
-      <w:r>
-        <w:rPr>
-          <w:rFonts w:ascii="Times New Roman" w:hAnsi="Times New Roman" w:hint="eastAsia"/>
-        </w:rPr>
-        <w:t>创建一个</w:t>
-      </w:r>
-      <w:r>
-        <w:rPr>
-          <w:rFonts w:ascii="Times New Roman" w:hAnsi="Times New Roman" w:hint="eastAsia"/>
-        </w:rPr>
-        <w:t>QQ</w:t>
-      </w:r>
-      <w:r>
-        <w:rPr>
-          <w:rFonts w:ascii="Times New Roman" w:hAnsi="Times New Roman" w:hint="eastAsia"/>
-        </w:rPr>
-        <w:t>群名片表（</w:t>
-      </w:r>
-      <w:r>
-        <w:rPr>
-          <w:rFonts w:ascii="Times New Roman" w:hAnsi="Times New Roman" w:hint="eastAsia"/>
-        </w:rPr>
-        <w:t>3</w:t>
-      </w:r>
-      <w:r>
-        <w:rPr>
-          <w:rFonts w:ascii="Times New Roman" w:hAnsi="Times New Roman" w:hint="eastAsia"/>
-        </w:rPr>
-        <w:t>个</w:t>
-      </w:r>
-      <w:r>
-        <w:rPr>
-          <w:rFonts w:ascii="Times New Roman" w:hAnsi="Times New Roman" w:hint="eastAsia"/>
-        </w:rPr>
-        <w:t>成员</w:t>
-      </w:r>
-      <w:r>
-        <w:rPr>
-          <w:rFonts w:ascii="Times New Roman" w:hAnsi="Times New Roman" w:hint="eastAsia"/>
-        </w:rPr>
-        <w:t>）；</w:t>
+        <w:t>]</w:t>
+      </w:r>
+      <w:r>
+        <w:rPr>
+          <w:rFonts w:ascii="Times New Roman" w:hAnsi="Times New Roman" w:hint="eastAsia"/>
+        </w:rPr>
+        <w:t>。</w:t>
       </w:r>
     </w:p>
     <w:p>
       <w:pPr>
+        <w:pStyle w:val="ad"/>
+        <w:numPr>
+          <w:ilvl w:val="0"/>
+          <w:numId w:val="16"/>
+        </w:numPr>
         <w:spacing w:line="400" w:lineRule="exact"/>
-        <w:ind w:firstLineChars="200" w:firstLine="480"/>
-        <w:jc w:val="both"/>
+        <w:ind w:left="839" w:firstLineChars="0" w:hanging="357"/>
+        <w:rPr>
+          <w:rFonts w:ascii="Times New Roman" w:hAnsi="Times New Roman" w:hint="eastAsia"/>
+        </w:rPr>
+      </w:pPr>
+      <w:r>
+        <w:rPr>
+          <w:rFonts w:ascii="Times New Roman" w:hAnsi="Times New Roman" w:hint="eastAsia"/>
+        </w:rPr>
+        <w:t>nslookup</w:t>
+      </w:r>
+      <w:r>
+        <w:rPr>
+          <w:rFonts w:ascii="Times New Roman" w:hAnsi="Times New Roman" w:hint="eastAsia"/>
+        </w:rPr>
+        <w:t>是用于查询域名系统服务器的工具</w:t>
+      </w:r>
+      <w:r>
+        <w:rPr>
+          <w:rFonts w:ascii="Times New Roman" w:hAnsi="Times New Roman" w:hint="eastAsia"/>
+        </w:rPr>
+        <w:t>[</w:t>
+      </w:r>
+      <w:r>
+        <w:rPr>
+          <w:rFonts w:ascii="Times New Roman" w:hAnsi="Times New Roman" w:hint="eastAsia"/>
+        </w:rPr>
+        <w:t>选做</w:t>
+      </w:r>
+      <w:r>
         <w:rPr>
           <w:rFonts w:ascii="Times New Roman" w:hAnsi="Times New Roman"/>
         </w:rPr>
-      </w:pPr>
-      <w:r>
-        <w:rPr>
-          <w:rFonts w:ascii="Times New Roman" w:hAnsi="Times New Roman" w:hint="eastAsia"/>
-        </w:rPr>
-        <w:t>2</w:t>
-      </w:r>
-      <w:r>
-        <w:rPr>
-          <w:rFonts w:ascii="Times New Roman" w:hAnsi="Times New Roman" w:hint="eastAsia"/>
-        </w:rPr>
-        <w:t xml:space="preserve">) </w:t>
-      </w:r>
-      <w:r>
-        <w:rPr>
-          <w:rFonts w:ascii="Times New Roman" w:hAnsi="Times New Roman" w:hint="eastAsia"/>
-        </w:rPr>
-        <w:t>显示该表中所有的元素；</w:t>
+        <w:t>]</w:t>
+      </w:r>
+      <w:r>
+        <w:rPr>
+          <w:rFonts w:ascii="Times New Roman" w:hAnsi="Times New Roman" w:hint="eastAsia"/>
+        </w:rPr>
+        <w:t>。</w:t>
       </w:r>
     </w:p>
     <w:p>
       <w:pPr>
+        <w:pStyle w:val="ad"/>
+        <w:numPr>
+          <w:ilvl w:val="0"/>
+          <w:numId w:val="16"/>
+        </w:numPr>
         <w:spacing w:line="400" w:lineRule="exact"/>
-        <w:ind w:firstLineChars="200" w:firstLine="480"/>
-        <w:jc w:val="both"/>
+        <w:ind w:left="839" w:firstLineChars="0" w:hanging="357"/>
+        <w:rPr>
+          <w:rFonts w:ascii="Times New Roman" w:hAnsi="Times New Roman" w:hint="eastAsia"/>
+        </w:rPr>
+      </w:pPr>
+      <w:r>
+        <w:rPr>
+          <w:rFonts w:ascii="Times New Roman" w:hAnsi="Times New Roman" w:hint="eastAsia"/>
+        </w:rPr>
+        <w:t>net send</w:t>
+      </w:r>
+      <w:r>
+        <w:rPr>
+          <w:rFonts w:ascii="Times New Roman" w:hAnsi="Times New Roman" w:hint="eastAsia"/>
+        </w:rPr>
+        <w:t>命令</w:t>
+      </w:r>
+      <w:r>
+        <w:rPr>
+          <w:rFonts w:ascii="Times New Roman" w:hAnsi="Times New Roman" w:hint="eastAsia"/>
+        </w:rPr>
+        <w:t>[</w:t>
+      </w:r>
+      <w:r>
+        <w:rPr>
+          <w:rFonts w:ascii="Times New Roman" w:hAnsi="Times New Roman" w:hint="eastAsia"/>
+        </w:rPr>
+        <w:t>选做</w:t>
+      </w:r>
+      <w:r>
         <w:rPr>
           <w:rFonts w:ascii="Times New Roman" w:hAnsi="Times New Roman"/>
         </w:rPr>
-      </w:pPr>
-      <w:r>
-        <w:rPr>
-          <w:rFonts w:ascii="Times New Roman" w:hAnsi="Times New Roman" w:hint="eastAsia"/>
-        </w:rPr>
-        <w:t>3</w:t>
-      </w:r>
-      <w:r>
-        <w:rPr>
-          <w:rFonts w:ascii="Times New Roman" w:hAnsi="Times New Roman" w:hint="eastAsia"/>
-        </w:rPr>
-        <w:t xml:space="preserve">) </w:t>
-      </w:r>
-      <w:r>
-        <w:rPr>
-          <w:rFonts w:ascii="Times New Roman" w:hAnsi="Times New Roman" w:hint="eastAsia"/>
-        </w:rPr>
-        <w:t>根据</w:t>
-      </w:r>
-      <w:r>
-        <w:rPr>
-          <w:rFonts w:ascii="Times New Roman" w:hAnsi="Times New Roman" w:hint="eastAsia"/>
-        </w:rPr>
-        <w:t>QQ</w:t>
-      </w:r>
-      <w:r>
-        <w:rPr>
-          <w:rFonts w:ascii="Times New Roman" w:hAnsi="Times New Roman" w:hint="eastAsia"/>
-        </w:rPr>
-        <w:t>号查找到相应成员的信息并显示；</w:t>
+        <w:t>]</w:t>
+      </w:r>
+      <w:r>
+        <w:rPr>
+          <w:rFonts w:ascii="Times New Roman" w:hAnsi="Times New Roman" w:hint="eastAsia"/>
+        </w:rPr>
+        <w:t>。</w:t>
       </w:r>
     </w:p>
     <w:p>
       <w:pPr>
+        <w:pStyle w:val="ad"/>
+        <w:numPr>
+          <w:ilvl w:val="0"/>
+          <w:numId w:val="16"/>
+        </w:numPr>
         <w:spacing w:line="400" w:lineRule="exact"/>
-        <w:ind w:firstLineChars="200" w:firstLine="480"/>
-        <w:jc w:val="both"/>
+        <w:ind w:left="839" w:firstLineChars="0" w:hanging="357"/>
         <w:rPr>
           <w:rFonts w:ascii="Times New Roman" w:hAnsi="Times New Roman"/>
         </w:rPr>
@@ -1497,668 +1584,37 @@
         <w:rPr>
           <w:rFonts w:ascii="Times New Roman" w:hAnsi="Times New Roman" w:hint="eastAsia"/>
         </w:rPr>
-        <w:t>4</w:t>
-      </w:r>
-      <w:r>
-        <w:rPr>
-          <w:rFonts w:ascii="Times New Roman" w:hAnsi="Times New Roman" w:hint="eastAsia"/>
-        </w:rPr>
-        <w:t xml:space="preserve">) </w:t>
-      </w:r>
-      <w:r>
-        <w:rPr>
-          <w:rFonts w:ascii="Times New Roman" w:hAnsi="Times New Roman" w:hint="eastAsia"/>
-        </w:rPr>
-        <w:t>插入一个新的会员并显示全部</w:t>
-      </w:r>
-      <w:r>
-        <w:rPr>
-          <w:rFonts w:ascii="Times New Roman" w:hAnsi="Times New Roman" w:hint="eastAsia"/>
-        </w:rPr>
-        <w:t>成员</w:t>
-      </w:r>
-      <w:r>
-        <w:rPr>
-          <w:rFonts w:ascii="Times New Roman" w:hAnsi="Times New Roman" w:hint="eastAsia"/>
-        </w:rPr>
-        <w:t>信息；</w:t>
-      </w:r>
-    </w:p>
-    <w:p>
-      <w:pPr>
-        <w:spacing w:line="400" w:lineRule="exact"/>
-        <w:ind w:firstLineChars="200" w:firstLine="480"/>
-        <w:jc w:val="both"/>
+        <w:t>netstat</w:t>
+      </w:r>
+      <w:r>
+        <w:rPr>
+          <w:rFonts w:ascii="Times New Roman" w:hAnsi="Times New Roman" w:hint="eastAsia"/>
+        </w:rPr>
+        <w:t>是显示当前用户的连接状态和有关协议的统计信息</w:t>
+      </w:r>
+      <w:r>
+        <w:rPr>
+          <w:rFonts w:ascii="Times New Roman" w:hAnsi="Times New Roman" w:hint="eastAsia"/>
+        </w:rPr>
+        <w:t>[</w:t>
+      </w:r>
+      <w:r>
+        <w:rPr>
+          <w:rFonts w:ascii="Times New Roman" w:hAnsi="Times New Roman" w:hint="eastAsia"/>
+        </w:rPr>
+        <w:t>选做</w:t>
+      </w:r>
+      <w:r>
         <w:rPr>
           <w:rFonts w:ascii="Times New Roman" w:hAnsi="Times New Roman"/>
         </w:rPr>
-      </w:pPr>
-      <w:r>
-        <w:rPr>
-          <w:rFonts w:ascii="Times New Roman" w:hAnsi="Times New Roman" w:hint="eastAsia"/>
-        </w:rPr>
-        <w:t>5</w:t>
-      </w:r>
-      <w:r>
-        <w:rPr>
-          <w:rFonts w:ascii="Times New Roman" w:hAnsi="Times New Roman" w:hint="eastAsia"/>
-        </w:rPr>
-        <w:t xml:space="preserve">) </w:t>
-      </w:r>
-      <w:r>
-        <w:rPr>
-          <w:rFonts w:ascii="Times New Roman" w:hAnsi="Times New Roman" w:hint="eastAsia"/>
-        </w:rPr>
-        <w:t>删除第</w:t>
-      </w:r>
-      <w:r>
-        <w:rPr>
-          <w:rFonts w:ascii="Times New Roman" w:hAnsi="Times New Roman" w:hint="eastAsia"/>
-        </w:rPr>
-        <w:t>2</w:t>
-      </w:r>
-      <w:r>
-        <w:rPr>
-          <w:rFonts w:ascii="Times New Roman" w:hAnsi="Times New Roman" w:hint="eastAsia"/>
-        </w:rPr>
-        <w:t>个会员的信息并显示全部</w:t>
-      </w:r>
-      <w:r>
-        <w:rPr>
-          <w:rFonts w:ascii="Times New Roman" w:hAnsi="Times New Roman" w:hint="eastAsia"/>
-        </w:rPr>
-        <w:t>成员</w:t>
-      </w:r>
-      <w:r>
-        <w:rPr>
-          <w:rFonts w:ascii="Times New Roman" w:hAnsi="Times New Roman" w:hint="eastAsia"/>
-        </w:rPr>
-        <w:t>信息；</w:t>
-      </w:r>
-    </w:p>
-    <w:p>
-      <w:pPr>
-        <w:spacing w:line="400" w:lineRule="exact"/>
-        <w:ind w:firstLineChars="200" w:firstLine="480"/>
-        <w:jc w:val="both"/>
-        <w:rPr>
-          <w:rFonts w:ascii="Times New Roman" w:hAnsi="Times New Roman"/>
-        </w:rPr>
-      </w:pPr>
-      <w:r>
-        <w:rPr>
-          <w:rFonts w:ascii="Times New Roman" w:hAnsi="Times New Roman" w:hint="eastAsia"/>
-        </w:rPr>
-        <w:t>6</w:t>
-      </w:r>
-      <w:r>
-        <w:rPr>
-          <w:rFonts w:ascii="Times New Roman" w:hAnsi="Times New Roman" w:hint="eastAsia"/>
-        </w:rPr>
-        <w:t xml:space="preserve">) </w:t>
-      </w:r>
-      <w:r>
-        <w:rPr>
-          <w:rFonts w:ascii="Times New Roman" w:hAnsi="Times New Roman" w:hint="eastAsia"/>
-        </w:rPr>
-        <w:t>统计</w:t>
-      </w:r>
-      <w:r>
-        <w:rPr>
-          <w:rFonts w:ascii="Times New Roman" w:hAnsi="Times New Roman" w:hint="eastAsia"/>
-        </w:rPr>
-        <w:t>QQ</w:t>
-      </w:r>
-      <w:r>
-        <w:rPr>
-          <w:rFonts w:ascii="Times New Roman" w:hAnsi="Times New Roman" w:hint="eastAsia"/>
-        </w:rPr>
-        <w:t>群名片表中元素的个数（即</w:t>
-      </w:r>
-      <w:r>
-        <w:rPr>
-          <w:rFonts w:ascii="Times New Roman" w:hAnsi="Times New Roman" w:hint="eastAsia"/>
-        </w:rPr>
-        <w:t>成员</w:t>
-      </w:r>
-      <w:r>
-        <w:rPr>
-          <w:rFonts w:ascii="Times New Roman" w:hAnsi="Times New Roman" w:hint="eastAsia"/>
-        </w:rPr>
-        <w:t>人数）；</w:t>
-      </w:r>
-    </w:p>
-    <w:p>
-      <w:pPr>
-        <w:spacing w:line="400" w:lineRule="exact"/>
-        <w:ind w:firstLineChars="200" w:firstLine="480"/>
-        <w:jc w:val="both"/>
-        <w:rPr>
-          <w:rFonts w:ascii="Times New Roman" w:hAnsi="Times New Roman"/>
-        </w:rPr>
-      </w:pPr>
-      <w:r>
-        <w:rPr>
-          <w:rFonts w:ascii="Times New Roman" w:hAnsi="Times New Roman" w:hint="eastAsia"/>
-        </w:rPr>
-        <w:t>7</w:t>
-      </w:r>
-      <w:r>
-        <w:rPr>
-          <w:rFonts w:ascii="Times New Roman" w:hAnsi="Times New Roman" w:hint="eastAsia"/>
-        </w:rPr>
-        <w:t xml:space="preserve">) </w:t>
-      </w:r>
-      <w:r>
-        <w:rPr>
-          <w:rFonts w:ascii="Times New Roman" w:hAnsi="Times New Roman" w:hint="eastAsia"/>
-        </w:rPr>
-        <w:t>退出</w:t>
-      </w:r>
-    </w:p>
-    <w:p>
-      <w:pPr>
-        <w:spacing w:line="400" w:lineRule="exact"/>
-        <w:ind w:firstLineChars="200" w:firstLine="480"/>
-        <w:jc w:val="both"/>
-        <w:rPr>
-          <w:rFonts w:ascii="Times New Roman" w:hAnsi="Times New Roman"/>
-          <w:color w:val="FF0000"/>
-        </w:rPr>
-      </w:pPr>
-      <w:r>
-        <w:rPr>
-          <w:rFonts w:ascii="Times New Roman" w:hAnsi="Times New Roman" w:hint="eastAsia"/>
-          <w:color w:val="FF0000"/>
-        </w:rPr>
-        <w:t>要求：写出实验的具体流程</w:t>
-      </w:r>
-      <w:r>
-        <w:rPr>
-          <w:rFonts w:ascii="Times New Roman" w:hAnsi="Times New Roman" w:hint="eastAsia"/>
-          <w:color w:val="FF0000"/>
-        </w:rPr>
-        <w:t>、关键代码</w:t>
-      </w:r>
-      <w:r>
-        <w:rPr>
-          <w:rFonts w:ascii="Times New Roman" w:hAnsi="Times New Roman" w:hint="eastAsia"/>
-          <w:color w:val="FF0000"/>
-        </w:rPr>
-        <w:t>和实验的结果，相应的地方需要截图说明。</w:t>
-      </w:r>
-    </w:p>
-    <w:p>
-      <w:pPr>
-        <w:spacing w:line="400" w:lineRule="exact"/>
-        <w:ind w:firstLineChars="200" w:firstLine="480"/>
-        <w:rPr>
-          <w:rFonts w:ascii="Times New Roman" w:hAnsi="Times New Roman"/>
-        </w:rPr>
-      </w:pPr>
-    </w:p>
-    <w:p>
-      <w:pPr>
-        <w:spacing w:line="400" w:lineRule="exact"/>
-        <w:ind w:firstLineChars="200" w:firstLine="482"/>
-        <w:rPr>
-          <w:rFonts w:ascii="Times New Roman" w:hAnsi="Times New Roman"/>
-          <w:b/>
-          <w:bCs/>
-        </w:rPr>
-      </w:pPr>
-      <w:r>
-        <w:rPr>
-          <w:rFonts w:ascii="Times New Roman" w:hAnsi="Times New Roman" w:hint="eastAsia"/>
-          <w:b/>
-          <w:bCs/>
-        </w:rPr>
-        <w:t>2</w:t>
-      </w:r>
-      <w:r>
-        <w:rPr>
-          <w:rFonts w:ascii="Times New Roman" w:hAnsi="Times New Roman"/>
-          <w:b/>
-          <w:bCs/>
-        </w:rPr>
-        <w:t xml:space="preserve">. </w:t>
-      </w:r>
-      <w:r>
-        <w:rPr>
-          <w:rFonts w:ascii="Times New Roman" w:hAnsi="Times New Roman" w:hint="eastAsia"/>
-          <w:b/>
-          <w:bCs/>
-        </w:rPr>
-        <w:t>顺序表操作</w:t>
-      </w:r>
-    </w:p>
-    <w:p>
-      <w:pPr>
-        <w:spacing w:line="400" w:lineRule="exact"/>
-        <w:ind w:firstLineChars="200" w:firstLine="480"/>
-        <w:jc w:val="both"/>
-        <w:rPr>
-          <w:rFonts w:ascii="Times New Roman" w:hAnsi="Times New Roman"/>
-        </w:rPr>
-      </w:pPr>
-      <w:r>
-        <w:rPr>
-          <w:rFonts w:ascii="Times New Roman" w:hAnsi="Times New Roman" w:hint="eastAsia"/>
-        </w:rPr>
-        <w:lastRenderedPageBreak/>
-        <w:t>按照实验要求编写相应程序代码并调试运行，能够顺利完成顺序表的创建、插入、删除等操作。附上</w:t>
-      </w:r>
-      <w:r>
-        <w:rPr>
-          <w:rFonts w:ascii="Times New Roman" w:hAnsi="Times New Roman" w:hint="eastAsia"/>
-          <w:b/>
-          <w:bCs/>
-        </w:rPr>
-        <w:t>顺序表</w:t>
-      </w:r>
-      <w:r>
-        <w:rPr>
-          <w:rFonts w:ascii="Times New Roman" w:hAnsi="Times New Roman" w:hint="eastAsia"/>
-          <w:b/>
-          <w:bCs/>
-        </w:rPr>
-        <w:t>操作</w:t>
-      </w:r>
-      <w:r>
-        <w:rPr>
-          <w:rFonts w:ascii="Times New Roman" w:hAnsi="Times New Roman" w:hint="eastAsia"/>
-          <w:b/>
-          <w:bCs/>
-        </w:rPr>
-        <w:t>的</w:t>
-      </w:r>
-      <w:r>
-        <w:rPr>
-          <w:rFonts w:ascii="Times New Roman" w:hAnsi="Times New Roman" w:hint="eastAsia"/>
-          <w:b/>
-          <w:bCs/>
-        </w:rPr>
-        <w:t>完整</w:t>
-      </w:r>
-      <w:r>
-        <w:rPr>
-          <w:rFonts w:ascii="Times New Roman" w:hAnsi="Times New Roman" w:hint="eastAsia"/>
-          <w:b/>
-          <w:bCs/>
-        </w:rPr>
-        <w:t>函数代码</w:t>
+        <w:t>]</w:t>
       </w:r>
       <w:r>
         <w:rPr>
           <w:rFonts w:ascii="Times New Roman" w:hAnsi="Times New Roman" w:hint="eastAsia"/>
         </w:rPr>
         <w:t>。</w:t>
-      </w:r>
-    </w:p>
-    <w:p>
-      <w:pPr>
-        <w:spacing w:line="400" w:lineRule="exact"/>
-        <w:ind w:firstLineChars="200" w:firstLine="480"/>
-        <w:jc w:val="both"/>
-        <w:rPr>
-          <w:rFonts w:ascii="Times New Roman" w:hAnsi="Times New Roman"/>
-        </w:rPr>
-      </w:pPr>
-      <w:r>
-        <w:rPr>
-          <w:rFonts w:ascii="Times New Roman" w:hAnsi="Times New Roman" w:hint="eastAsia"/>
-        </w:rPr>
-        <w:t>运行演示过程如下：</w:t>
-      </w:r>
-    </w:p>
-    <w:p>
-      <w:pPr>
-        <w:spacing w:line="400" w:lineRule="exact"/>
-        <w:ind w:firstLineChars="200" w:firstLine="480"/>
-        <w:jc w:val="both"/>
-        <w:rPr>
-          <w:rFonts w:ascii="Times New Roman" w:hAnsi="Times New Roman"/>
-        </w:rPr>
-      </w:pPr>
-      <w:r>
-        <w:rPr>
-          <w:rFonts w:ascii="Times New Roman" w:hAnsi="Times New Roman" w:hint="eastAsia"/>
-        </w:rPr>
-        <w:t>1</w:t>
-      </w:r>
-      <w:r>
-        <w:rPr>
-          <w:rFonts w:ascii="Times New Roman" w:hAnsi="Times New Roman" w:hint="eastAsia"/>
-        </w:rPr>
-        <w:t xml:space="preserve">) </w:t>
-      </w:r>
-      <w:r>
-        <w:rPr>
-          <w:rFonts w:ascii="Times New Roman" w:hAnsi="Times New Roman" w:hint="eastAsia"/>
-        </w:rPr>
-        <w:t>创建一个</w:t>
-      </w:r>
-      <w:r>
-        <w:rPr>
-          <w:rFonts w:ascii="Times New Roman" w:hAnsi="Times New Roman" w:hint="eastAsia"/>
-        </w:rPr>
-        <w:t>QQ</w:t>
-      </w:r>
-      <w:r>
-        <w:rPr>
-          <w:rFonts w:ascii="Times New Roman" w:hAnsi="Times New Roman" w:hint="eastAsia"/>
-        </w:rPr>
-        <w:t>群名片表（</w:t>
-      </w:r>
-      <w:r>
-        <w:rPr>
-          <w:rFonts w:ascii="Times New Roman" w:hAnsi="Times New Roman" w:hint="eastAsia"/>
-        </w:rPr>
-        <w:t>3</w:t>
-      </w:r>
-      <w:r>
-        <w:rPr>
-          <w:rFonts w:ascii="Times New Roman" w:hAnsi="Times New Roman" w:hint="eastAsia"/>
-        </w:rPr>
-        <w:t>个</w:t>
-      </w:r>
-      <w:r>
-        <w:rPr>
-          <w:rFonts w:ascii="Times New Roman" w:hAnsi="Times New Roman" w:hint="eastAsia"/>
-        </w:rPr>
-        <w:t>成员</w:t>
-      </w:r>
-      <w:r>
-        <w:rPr>
-          <w:rFonts w:ascii="Times New Roman" w:hAnsi="Times New Roman" w:hint="eastAsia"/>
-        </w:rPr>
-        <w:t>）；</w:t>
-      </w:r>
-    </w:p>
-    <w:p>
-      <w:pPr>
-        <w:spacing w:line="400" w:lineRule="exact"/>
-        <w:ind w:firstLineChars="200" w:firstLine="480"/>
-        <w:jc w:val="both"/>
-        <w:rPr>
-          <w:rFonts w:ascii="Times New Roman" w:hAnsi="Times New Roman"/>
-        </w:rPr>
-      </w:pPr>
-      <w:r>
-        <w:rPr>
-          <w:rFonts w:ascii="Times New Roman" w:hAnsi="Times New Roman" w:hint="eastAsia"/>
-        </w:rPr>
-        <w:t>2</w:t>
-      </w:r>
-      <w:r>
-        <w:rPr>
-          <w:rFonts w:ascii="Times New Roman" w:hAnsi="Times New Roman" w:hint="eastAsia"/>
-        </w:rPr>
-        <w:t xml:space="preserve">) </w:t>
-      </w:r>
-      <w:r>
-        <w:rPr>
-          <w:rFonts w:ascii="Times New Roman" w:hAnsi="Times New Roman" w:hint="eastAsia"/>
-        </w:rPr>
-        <w:t>显示该表中所有的元素；</w:t>
-      </w:r>
-    </w:p>
-    <w:p>
-      <w:pPr>
-        <w:spacing w:line="400" w:lineRule="exact"/>
-        <w:ind w:firstLineChars="200" w:firstLine="480"/>
-        <w:jc w:val="both"/>
-        <w:rPr>
-          <w:rFonts w:ascii="Times New Roman" w:hAnsi="Times New Roman"/>
-        </w:rPr>
-      </w:pPr>
-      <w:r>
-        <w:rPr>
-          <w:rFonts w:ascii="Times New Roman" w:hAnsi="Times New Roman" w:hint="eastAsia"/>
-        </w:rPr>
-        <w:t>3</w:t>
-      </w:r>
-      <w:r>
-        <w:rPr>
-          <w:rFonts w:ascii="Times New Roman" w:hAnsi="Times New Roman" w:hint="eastAsia"/>
-        </w:rPr>
-        <w:t xml:space="preserve">) </w:t>
-      </w:r>
-      <w:r>
-        <w:rPr>
-          <w:rFonts w:ascii="Times New Roman" w:hAnsi="Times New Roman" w:hint="eastAsia"/>
-        </w:rPr>
-        <w:t>根据</w:t>
-      </w:r>
-      <w:r>
-        <w:rPr>
-          <w:rFonts w:ascii="Times New Roman" w:hAnsi="Times New Roman" w:hint="eastAsia"/>
-        </w:rPr>
-        <w:t>QQ</w:t>
-      </w:r>
-      <w:r>
-        <w:rPr>
-          <w:rFonts w:ascii="Times New Roman" w:hAnsi="Times New Roman" w:hint="eastAsia"/>
-        </w:rPr>
-        <w:t>号查找到相应成员的信息并显示；</w:t>
-      </w:r>
-    </w:p>
-    <w:p>
-      <w:pPr>
-        <w:spacing w:line="400" w:lineRule="exact"/>
-        <w:ind w:firstLineChars="200" w:firstLine="480"/>
-        <w:jc w:val="both"/>
-        <w:rPr>
-          <w:rFonts w:ascii="Times New Roman" w:hAnsi="Times New Roman"/>
-        </w:rPr>
-      </w:pPr>
-      <w:r>
-        <w:rPr>
-          <w:rFonts w:ascii="Times New Roman" w:hAnsi="Times New Roman" w:hint="eastAsia"/>
-        </w:rPr>
-        <w:t>4</w:t>
-      </w:r>
-      <w:r>
-        <w:rPr>
-          <w:rFonts w:ascii="Times New Roman" w:hAnsi="Times New Roman" w:hint="eastAsia"/>
-        </w:rPr>
-        <w:t xml:space="preserve">) </w:t>
-      </w:r>
-      <w:r>
-        <w:rPr>
-          <w:rFonts w:ascii="Times New Roman" w:hAnsi="Times New Roman" w:hint="eastAsia"/>
-        </w:rPr>
-        <w:t>插入一个新的会员并显示全部</w:t>
-      </w:r>
-      <w:r>
-        <w:rPr>
-          <w:rFonts w:ascii="Times New Roman" w:hAnsi="Times New Roman" w:hint="eastAsia"/>
-        </w:rPr>
-        <w:t>成员</w:t>
-      </w:r>
-      <w:r>
-        <w:rPr>
-          <w:rFonts w:ascii="Times New Roman" w:hAnsi="Times New Roman" w:hint="eastAsia"/>
-        </w:rPr>
-        <w:t>信息；</w:t>
-      </w:r>
-    </w:p>
-    <w:p>
-      <w:pPr>
-        <w:spacing w:line="400" w:lineRule="exact"/>
-        <w:ind w:firstLineChars="200" w:firstLine="480"/>
-        <w:jc w:val="both"/>
-        <w:rPr>
-          <w:rFonts w:ascii="Times New Roman" w:hAnsi="Times New Roman"/>
-        </w:rPr>
-      </w:pPr>
-      <w:r>
-        <w:rPr>
-          <w:rFonts w:ascii="Times New Roman" w:hAnsi="Times New Roman" w:hint="eastAsia"/>
-        </w:rPr>
-        <w:t>5</w:t>
-      </w:r>
-      <w:r>
-        <w:rPr>
-          <w:rFonts w:ascii="Times New Roman" w:hAnsi="Times New Roman" w:hint="eastAsia"/>
-        </w:rPr>
-        <w:t xml:space="preserve">) </w:t>
-      </w:r>
-      <w:r>
-        <w:rPr>
-          <w:rFonts w:ascii="Times New Roman" w:hAnsi="Times New Roman" w:hint="eastAsia"/>
-        </w:rPr>
-        <w:t>删除第</w:t>
-      </w:r>
-      <w:r>
-        <w:rPr>
-          <w:rFonts w:ascii="Times New Roman" w:hAnsi="Times New Roman" w:hint="eastAsia"/>
-        </w:rPr>
-        <w:t>2</w:t>
-      </w:r>
-      <w:r>
-        <w:rPr>
-          <w:rFonts w:ascii="Times New Roman" w:hAnsi="Times New Roman" w:hint="eastAsia"/>
-        </w:rPr>
-        <w:t>个会员的信息并显示全部</w:t>
-      </w:r>
-      <w:r>
-        <w:rPr>
-          <w:rFonts w:ascii="Times New Roman" w:hAnsi="Times New Roman" w:hint="eastAsia"/>
-        </w:rPr>
-        <w:t>成员</w:t>
-      </w:r>
-      <w:r>
-        <w:rPr>
-          <w:rFonts w:ascii="Times New Roman" w:hAnsi="Times New Roman" w:hint="eastAsia"/>
-        </w:rPr>
-        <w:t>信息；</w:t>
-      </w:r>
-    </w:p>
-    <w:p>
-      <w:pPr>
-        <w:spacing w:line="400" w:lineRule="exact"/>
-        <w:ind w:firstLineChars="200" w:firstLine="480"/>
-        <w:jc w:val="both"/>
-        <w:rPr>
-          <w:rFonts w:ascii="Times New Roman" w:hAnsi="Times New Roman"/>
-        </w:rPr>
-      </w:pPr>
-      <w:r>
-        <w:rPr>
-          <w:rFonts w:ascii="Times New Roman" w:hAnsi="Times New Roman" w:hint="eastAsia"/>
-        </w:rPr>
-        <w:t>6</w:t>
-      </w:r>
-      <w:r>
-        <w:rPr>
-          <w:rFonts w:ascii="Times New Roman" w:hAnsi="Times New Roman" w:hint="eastAsia"/>
-        </w:rPr>
-        <w:t xml:space="preserve">) </w:t>
-      </w:r>
-      <w:r>
-        <w:rPr>
-          <w:rFonts w:ascii="Times New Roman" w:hAnsi="Times New Roman" w:hint="eastAsia"/>
-        </w:rPr>
-        <w:t>统计</w:t>
-      </w:r>
-      <w:r>
-        <w:rPr>
-          <w:rFonts w:ascii="Times New Roman" w:hAnsi="Times New Roman" w:hint="eastAsia"/>
-        </w:rPr>
-        <w:t>QQ</w:t>
-      </w:r>
-      <w:r>
-        <w:rPr>
-          <w:rFonts w:ascii="Times New Roman" w:hAnsi="Times New Roman" w:hint="eastAsia"/>
-        </w:rPr>
-        <w:t>群名片表中元素的个数（即</w:t>
-      </w:r>
-      <w:r>
-        <w:rPr>
-          <w:rFonts w:ascii="Times New Roman" w:hAnsi="Times New Roman" w:hint="eastAsia"/>
-        </w:rPr>
-        <w:t>成员</w:t>
-      </w:r>
-      <w:r>
-        <w:rPr>
-          <w:rFonts w:ascii="Times New Roman" w:hAnsi="Times New Roman" w:hint="eastAsia"/>
-        </w:rPr>
-        <w:t>人数）；</w:t>
-      </w:r>
-    </w:p>
-    <w:p>
-      <w:pPr>
-        <w:spacing w:line="400" w:lineRule="exact"/>
-        <w:ind w:firstLineChars="200" w:firstLine="480"/>
-        <w:jc w:val="both"/>
-        <w:rPr>
-          <w:rFonts w:ascii="Times New Roman" w:hAnsi="Times New Roman"/>
-        </w:rPr>
-      </w:pPr>
-      <w:r>
-        <w:rPr>
-          <w:rFonts w:ascii="Times New Roman" w:hAnsi="Times New Roman" w:hint="eastAsia"/>
-        </w:rPr>
-        <w:t>7</w:t>
-      </w:r>
-      <w:r>
-        <w:rPr>
-          <w:rFonts w:ascii="Times New Roman" w:hAnsi="Times New Roman" w:hint="eastAsia"/>
-        </w:rPr>
-        <w:t xml:space="preserve">) </w:t>
-      </w:r>
-      <w:r>
-        <w:rPr>
-          <w:rFonts w:ascii="Times New Roman" w:hAnsi="Times New Roman" w:hint="eastAsia"/>
-        </w:rPr>
-        <w:t>退出</w:t>
-      </w:r>
-    </w:p>
-    <w:p>
-      <w:pPr>
-        <w:spacing w:line="400" w:lineRule="exact"/>
-        <w:ind w:firstLineChars="200" w:firstLine="480"/>
-        <w:jc w:val="both"/>
-        <w:rPr>
-          <w:rFonts w:ascii="Times New Roman" w:hAnsi="Times New Roman"/>
-          <w:color w:val="FF0000"/>
-        </w:rPr>
-      </w:pPr>
-      <w:r>
-        <w:rPr>
-          <w:rFonts w:ascii="Times New Roman" w:hAnsi="Times New Roman" w:hint="eastAsia"/>
-          <w:color w:val="FF0000"/>
-        </w:rPr>
-        <w:t>要求：写出实验的具体流程</w:t>
-      </w:r>
-      <w:r>
-        <w:rPr>
-          <w:rFonts w:ascii="Times New Roman" w:hAnsi="Times New Roman" w:hint="eastAsia"/>
-          <w:color w:val="FF0000"/>
-        </w:rPr>
-        <w:t>、关键代码</w:t>
-      </w:r>
-      <w:r>
-        <w:rPr>
-          <w:rFonts w:ascii="Times New Roman" w:hAnsi="Times New Roman" w:hint="eastAsia"/>
-          <w:color w:val="FF0000"/>
-        </w:rPr>
-        <w:t>和实验的结果，相应的地方</w:t>
-      </w:r>
-      <w:r>
-        <w:rPr>
-          <w:rFonts w:ascii="Times New Roman" w:hAnsi="Times New Roman" w:hint="eastAsia"/>
-          <w:color w:val="FF0000"/>
-        </w:rPr>
-        <w:t>应</w:t>
-      </w:r>
-      <w:r>
-        <w:rPr>
-          <w:rFonts w:ascii="Times New Roman" w:hAnsi="Times New Roman" w:hint="eastAsia"/>
-          <w:color w:val="FF0000"/>
-        </w:rPr>
-        <w:t>截图说明。</w:t>
       </w:r>
     </w:p>
     <w:p>
@@ -2179,7 +1635,7 @@
           <w:sz w:val="28"/>
           <w:szCs w:val="28"/>
         </w:rPr>
-        <w:t>四、</w:t>
+        <w:t>四</w:t>
       </w:r>
       <w:r>
         <w:rPr>
@@ -2188,7 +1644,7 @@
           <w:sz w:val="28"/>
           <w:szCs w:val="28"/>
         </w:rPr>
-        <w:t>实验</w:t>
+        <w:t>、</w:t>
       </w:r>
       <w:r>
         <w:rPr>
@@ -2197,88 +1653,371 @@
           <w:sz w:val="28"/>
           <w:szCs w:val="28"/>
         </w:rPr>
-        <w:t>分析</w:t>
+        <w:t>思考题</w:t>
       </w:r>
     </w:p>
     <w:p>
       <w:pPr>
+        <w:pStyle w:val="ad"/>
+        <w:numPr>
+          <w:ilvl w:val="0"/>
+          <w:numId w:val="18"/>
+        </w:numPr>
         <w:spacing w:line="400" w:lineRule="exact"/>
-        <w:ind w:firstLineChars="200" w:firstLine="480"/>
-        <w:jc w:val="both"/>
-        <w:rPr>
-          <w:rFonts w:ascii="Times New Roman" w:hAnsi="Times New Roman"/>
-        </w:rPr>
-      </w:pPr>
-      <w:r>
-        <w:rPr>
-          <w:rFonts w:ascii="Times New Roman" w:hAnsi="Times New Roman" w:hint="eastAsia"/>
-        </w:rPr>
-        <w:t>1</w:t>
-      </w:r>
-      <w:r>
-        <w:rPr>
-          <w:rFonts w:ascii="Times New Roman" w:hAnsi="Times New Roman" w:hint="eastAsia"/>
-        </w:rPr>
-        <w:t>.</w:t>
-      </w:r>
-      <w:r>
-        <w:rPr>
-          <w:rFonts w:ascii="Times New Roman" w:hAnsi="Times New Roman"/>
-        </w:rPr>
-        <w:t xml:space="preserve"> </w:t>
-      </w:r>
-      <w:r>
-        <w:rPr>
-          <w:rFonts w:ascii="Times New Roman" w:hAnsi="Times New Roman" w:hint="eastAsia"/>
-        </w:rPr>
-        <w:t>顺序表和</w:t>
-      </w:r>
-      <w:r>
-        <w:rPr>
-          <w:rFonts w:ascii="Times New Roman" w:hAnsi="Times New Roman" w:hint="eastAsia"/>
-        </w:rPr>
-        <w:t>链表在各种操作实现过程中的差别</w:t>
-      </w:r>
-      <w:r>
-        <w:rPr>
-          <w:rFonts w:ascii="Times New Roman" w:hAnsi="Times New Roman" w:hint="eastAsia"/>
-        </w:rPr>
-        <w:t>；</w:t>
+        <w:ind w:left="839" w:firstLineChars="0" w:hanging="357"/>
+        <w:rPr>
+          <w:rFonts w:hint="eastAsia"/>
+        </w:rPr>
+      </w:pPr>
+      <w:r>
+        <w:rPr>
+          <w:rFonts w:hint="eastAsia"/>
+        </w:rPr>
+        <w:t>两台</w:t>
+      </w:r>
+      <w:r>
+        <w:rPr>
+          <w:rFonts w:hint="eastAsia"/>
+        </w:rPr>
+        <w:t>PC</w:t>
+      </w:r>
+      <w:r>
+        <w:rPr>
+          <w:rFonts w:hint="eastAsia"/>
+        </w:rPr>
+        <w:t>的</w:t>
+      </w:r>
+      <w:r>
+        <w:rPr>
+          <w:rFonts w:hint="eastAsia"/>
+        </w:rPr>
+        <w:t>ip</w:t>
+      </w:r>
+      <w:r>
+        <w:rPr>
+          <w:rFonts w:hint="eastAsia"/>
+        </w:rPr>
+        <w:t>分别为</w:t>
+      </w:r>
+      <w:r>
+        <w:rPr>
+          <w:rFonts w:hint="eastAsia"/>
+        </w:rPr>
+        <w:t>192.168.1</w:t>
+      </w:r>
+      <w:r>
+        <w:t>00</w:t>
+      </w:r>
+      <w:r>
+        <w:rPr>
+          <w:rFonts w:hint="eastAsia"/>
+        </w:rPr>
+        <w:t>.1</w:t>
+      </w:r>
+      <w:r>
+        <w:rPr>
+          <w:rFonts w:hint="eastAsia"/>
+        </w:rPr>
+        <w:t>和</w:t>
+      </w:r>
+      <w:r>
+        <w:rPr>
+          <w:rFonts w:hint="eastAsia"/>
+        </w:rPr>
+        <w:t>192.168.1</w:t>
+      </w:r>
+      <w:r>
+        <w:t>00</w:t>
+      </w:r>
+      <w:r>
+        <w:rPr>
+          <w:rFonts w:hint="eastAsia"/>
+        </w:rPr>
+        <w:t>.2</w:t>
+      </w:r>
+      <w:r>
+        <w:rPr>
+          <w:rFonts w:hint="eastAsia"/>
+        </w:rPr>
+        <w:t>，掩码为</w:t>
+      </w:r>
+      <w:r>
+        <w:rPr>
+          <w:rFonts w:hint="eastAsia"/>
+        </w:rPr>
+        <w:t>255.255.255.0</w:t>
+      </w:r>
+      <w:r>
+        <w:rPr>
+          <w:rFonts w:hint="eastAsia"/>
+        </w:rPr>
+        <w:t>，</w:t>
+      </w:r>
+      <w:r>
+        <w:rPr>
+          <w:rFonts w:hint="eastAsia"/>
+        </w:rPr>
+        <w:t>不设置网关，连接到交换机</w:t>
+      </w:r>
+      <w:r>
+        <w:rPr>
+          <w:rFonts w:hint="eastAsia"/>
+        </w:rPr>
+        <w:t>。</w:t>
+      </w:r>
+      <w:r>
+        <w:rPr>
+          <w:rFonts w:hint="eastAsia"/>
+        </w:rPr>
+        <w:t>分析这两台</w:t>
+      </w:r>
+      <w:r>
+        <w:rPr>
+          <w:rFonts w:hint="eastAsia"/>
+        </w:rPr>
+        <w:t>PC</w:t>
+      </w:r>
+      <w:r>
+        <w:rPr>
+          <w:rFonts w:hint="eastAsia"/>
+        </w:rPr>
+        <w:t>能否</w:t>
+      </w:r>
+      <w:r>
+        <w:rPr>
+          <w:rFonts w:hint="eastAsia"/>
+        </w:rPr>
+        <w:t>ping</w:t>
+      </w:r>
+      <w:r>
+        <w:rPr>
+          <w:rFonts w:hint="eastAsia"/>
+        </w:rPr>
+        <w:t>通</w:t>
+      </w:r>
+      <w:r>
+        <w:rPr>
+          <w:rFonts w:hint="eastAsia"/>
+        </w:rPr>
+        <w:t>。</w:t>
       </w:r>
     </w:p>
     <w:p>
       <w:pPr>
+        <w:pStyle w:val="ad"/>
+        <w:numPr>
+          <w:ilvl w:val="0"/>
+          <w:numId w:val="18"/>
+        </w:numPr>
         <w:spacing w:line="400" w:lineRule="exact"/>
-        <w:ind w:firstLineChars="200" w:firstLine="480"/>
-        <w:jc w:val="both"/>
+        <w:ind w:left="839" w:firstLineChars="0" w:hanging="357"/>
         <w:rPr>
           <w:rFonts w:ascii="Times New Roman" w:hAnsi="Times New Roman"/>
-          <w:color w:val="FF0000"/>
-        </w:rPr>
-      </w:pPr>
-      <w:r>
-        <w:rPr>
-          <w:rFonts w:ascii="Times New Roman" w:hAnsi="Times New Roman" w:hint="eastAsia"/>
-        </w:rPr>
-        <w:t>2</w:t>
-      </w:r>
-      <w:r>
-        <w:rPr>
-          <w:rFonts w:ascii="Times New Roman" w:hAnsi="Times New Roman" w:hint="eastAsia"/>
-        </w:rPr>
-        <w:t>.</w:t>
+        </w:rPr>
+      </w:pPr>
+      <w:r>
+        <w:rPr>
+          <w:rFonts w:ascii="Times New Roman" w:hAnsi="Times New Roman" w:hint="eastAsia"/>
+        </w:rPr>
+        <w:t>如果将其中一台</w:t>
+      </w:r>
+      <w:r>
+        <w:rPr>
+          <w:rFonts w:ascii="Times New Roman" w:hAnsi="Times New Roman" w:hint="eastAsia"/>
+        </w:rPr>
+        <w:t>PC</w:t>
+      </w:r>
+      <w:r>
+        <w:rPr>
+          <w:rFonts w:ascii="Times New Roman" w:hAnsi="Times New Roman" w:hint="eastAsia"/>
+        </w:rPr>
+        <w:t>的</w:t>
+      </w:r>
+      <w:r>
+        <w:rPr>
+          <w:rFonts w:ascii="Times New Roman" w:hAnsi="Times New Roman" w:hint="eastAsia"/>
+        </w:rPr>
+        <w:t>ip</w:t>
+      </w:r>
+      <w:r>
+        <w:rPr>
+          <w:rFonts w:ascii="Times New Roman" w:hAnsi="Times New Roman" w:hint="eastAsia"/>
+        </w:rPr>
+        <w:t>设置为</w:t>
+      </w:r>
+      <w:r>
+        <w:rPr>
+          <w:rFonts w:ascii="Times New Roman" w:hAnsi="Times New Roman" w:hint="eastAsia"/>
+        </w:rPr>
+        <w:t>192.168.</w:t>
       </w:r>
       <w:r>
         <w:rPr>
           <w:rFonts w:ascii="Times New Roman" w:hAnsi="Times New Roman"/>
         </w:rPr>
-        <w:t xml:space="preserve"> </w:t>
-      </w:r>
-      <w:r>
-        <w:rPr>
-          <w:rFonts w:ascii="Times New Roman" w:hAnsi="Times New Roman" w:hint="eastAsia"/>
-        </w:rPr>
-        <w:t>程序调试运行中出现的错误信息原因分析。</w:t>
+        <w:t>1</w:t>
+      </w:r>
+      <w:r>
+        <w:rPr>
+          <w:rFonts w:ascii="Times New Roman" w:hAnsi="Times New Roman" w:hint="eastAsia"/>
+        </w:rPr>
+        <w:t>.1/24</w:t>
+      </w:r>
+      <w:r>
+        <w:rPr>
+          <w:rFonts w:ascii="Times New Roman" w:hAnsi="Times New Roman" w:hint="eastAsia"/>
+        </w:rPr>
+        <w:t>，请问这两台</w:t>
+      </w:r>
+      <w:r>
+        <w:rPr>
+          <w:rFonts w:ascii="Times New Roman" w:hAnsi="Times New Roman" w:hint="eastAsia"/>
+        </w:rPr>
+        <w:t>PC</w:t>
+      </w:r>
+      <w:r>
+        <w:rPr>
+          <w:rFonts w:ascii="Times New Roman" w:hAnsi="Times New Roman" w:hint="eastAsia"/>
+        </w:rPr>
+        <w:t>能否</w:t>
+      </w:r>
+      <w:r>
+        <w:rPr>
+          <w:rFonts w:ascii="Times New Roman" w:hAnsi="Times New Roman" w:hint="eastAsia"/>
+        </w:rPr>
+        <w:t>ping</w:t>
+      </w:r>
+      <w:r>
+        <w:rPr>
+          <w:rFonts w:ascii="Times New Roman" w:hAnsi="Times New Roman" w:hint="eastAsia"/>
+        </w:rPr>
+        <w:t>通？试分析原因</w:t>
+      </w:r>
+      <w:r>
+        <w:rPr>
+          <w:rFonts w:ascii="Times New Roman" w:hAnsi="Times New Roman" w:hint="eastAsia"/>
+        </w:rPr>
+        <w:t>并搭建</w:t>
+      </w:r>
+      <w:r>
+        <w:rPr>
+          <w:rFonts w:ascii="Times New Roman" w:hAnsi="Times New Roman" w:hint="eastAsia"/>
+        </w:rPr>
+        <w:t>P</w:t>
+      </w:r>
+      <w:r>
+        <w:rPr>
+          <w:rFonts w:ascii="Times New Roman" w:hAnsi="Times New Roman"/>
+        </w:rPr>
+        <w:t>T</w:t>
+      </w:r>
+      <w:r>
+        <w:rPr>
+          <w:rFonts w:ascii="Times New Roman" w:hAnsi="Times New Roman" w:hint="eastAsia"/>
+        </w:rPr>
+        <w:t>实验验证</w:t>
+      </w:r>
+      <w:r>
+        <w:rPr>
+          <w:rFonts w:ascii="Times New Roman" w:hAnsi="Times New Roman" w:hint="eastAsia"/>
+        </w:rPr>
+        <w:t>。如果</w:t>
+      </w:r>
+      <w:r>
+        <w:rPr>
+          <w:rFonts w:ascii="Times New Roman" w:hAnsi="Times New Roman" w:hint="eastAsia"/>
+        </w:rPr>
+        <w:t>ping</w:t>
+      </w:r>
+      <w:r>
+        <w:rPr>
+          <w:rFonts w:ascii="Times New Roman" w:hAnsi="Times New Roman" w:hint="eastAsia"/>
+        </w:rPr>
+        <w:t>不通</w:t>
+      </w:r>
+      <w:r>
+        <w:rPr>
+          <w:rFonts w:ascii="Times New Roman" w:hAnsi="Times New Roman" w:hint="eastAsia"/>
+        </w:rPr>
+        <w:t>，</w:t>
+      </w:r>
+      <w:r>
+        <w:rPr>
+          <w:rFonts w:ascii="Times New Roman" w:hAnsi="Times New Roman" w:hint="eastAsia"/>
+        </w:rPr>
+        <w:t>在不更改</w:t>
+      </w:r>
+      <w:r>
+        <w:rPr>
+          <w:rFonts w:ascii="Times New Roman" w:hAnsi="Times New Roman" w:hint="eastAsia"/>
+        </w:rPr>
+        <w:t>PC</w:t>
+      </w:r>
+      <w:r>
+        <w:rPr>
+          <w:rFonts w:ascii="Times New Roman" w:hAnsi="Times New Roman" w:hint="eastAsia"/>
+        </w:rPr>
+        <w:t>的</w:t>
+      </w:r>
+      <w:r>
+        <w:rPr>
+          <w:rFonts w:ascii="Times New Roman" w:hAnsi="Times New Roman" w:hint="eastAsia"/>
+        </w:rPr>
+        <w:t>ip</w:t>
+      </w:r>
+      <w:r>
+        <w:rPr>
+          <w:rFonts w:ascii="Times New Roman" w:hAnsi="Times New Roman" w:hint="eastAsia"/>
+        </w:rPr>
+        <w:t>和掩码的情况下</w:t>
+      </w:r>
+      <w:r>
+        <w:rPr>
+          <w:rFonts w:ascii="Times New Roman" w:hAnsi="Times New Roman" w:hint="eastAsia"/>
+        </w:rPr>
+        <w:t>，</w:t>
+      </w:r>
+      <w:r>
+        <w:rPr>
+          <w:rFonts w:ascii="Times New Roman" w:hAnsi="Times New Roman" w:hint="eastAsia"/>
+        </w:rPr>
+        <w:t>采用何种方法</w:t>
+      </w:r>
+      <w:r>
+        <w:rPr>
+          <w:rFonts w:ascii="Times New Roman" w:hAnsi="Times New Roman" w:hint="eastAsia"/>
+        </w:rPr>
+        <w:t>能</w:t>
+      </w:r>
+      <w:r>
+        <w:rPr>
+          <w:rFonts w:ascii="Times New Roman" w:hAnsi="Times New Roman" w:hint="eastAsia"/>
+        </w:rPr>
+        <w:t>ping</w:t>
+      </w:r>
+      <w:r>
+        <w:rPr>
+          <w:rFonts w:ascii="Times New Roman" w:hAnsi="Times New Roman" w:hint="eastAsia"/>
+        </w:rPr>
+        <w:t>通</w:t>
+      </w:r>
+      <w:r>
+        <w:rPr>
+          <w:rFonts w:ascii="Times New Roman" w:hAnsi="Times New Roman" w:hint="eastAsia"/>
+        </w:rPr>
+        <w:t>？并</w:t>
+      </w:r>
+      <w:r>
+        <w:rPr>
+          <w:rFonts w:ascii="Times New Roman" w:hAnsi="Times New Roman" w:hint="eastAsia"/>
+        </w:rPr>
+        <w:t>说明理由</w:t>
+      </w:r>
+      <w:r>
+        <w:rPr>
+          <w:rFonts w:ascii="Times New Roman" w:hAnsi="Times New Roman" w:hint="eastAsia"/>
+        </w:rPr>
+        <w:t>。</w:t>
       </w:r>
     </w:p>
     <w:p>
@@ -2299,16 +2038,7 @@
           <w:sz w:val="28"/>
           <w:szCs w:val="28"/>
         </w:rPr>
-        <w:t>五</w:t>
-      </w:r>
-      <w:r>
-        <w:rPr>
-          <w:rFonts w:ascii="Times New Roman" w:hAnsi="Times New Roman" w:hint="eastAsia"/>
-          <w:b/>
-          <w:sz w:val="28"/>
-          <w:szCs w:val="28"/>
-        </w:rPr>
-        <w:t>、心得体会</w:t>
+        <w:t>五、心得体会</w:t>
       </w:r>
     </w:p>
     <w:p>
@@ -2337,6 +2067,12 @@
           <w:rFonts w:ascii="Times New Roman" w:hAnsi="Times New Roman" w:hint="eastAsia"/>
         </w:rPr>
         <w:t>字左右</w:t>
+      </w:r>
+      <w:r>
+        <w:rPr>
+          <w:rFonts w:ascii="Times New Roman" w:hAnsi="Times New Roman" w:hint="eastAsia"/>
+        </w:rPr>
+        <w:t>。</w:t>
       </w:r>
     </w:p>
     <w:p>
@@ -2357,6 +2093,7 @@
           <w:sz w:val="28"/>
           <w:szCs w:val="28"/>
         </w:rPr>
+        <w:lastRenderedPageBreak/>
         <w:t>六</w:t>
       </w:r>
       <w:r>
@@ -2380,21 +2117,19 @@
     </w:p>
     <w:p>
       <w:pPr>
+        <w:pStyle w:val="ad"/>
+        <w:numPr>
+          <w:ilvl w:val="0"/>
+          <w:numId w:val="17"/>
+        </w:numPr>
         <w:spacing w:line="400" w:lineRule="exact"/>
-        <w:ind w:firstLineChars="200" w:firstLine="480"/>
-        <w:jc w:val="both"/>
+        <w:ind w:left="839" w:firstLineChars="0" w:hanging="357"/>
         <w:rPr>
           <w:rFonts w:ascii="Times New Roman" w:hAnsi="Times New Roman"/>
         </w:rPr>
       </w:pPr>
       <w:r>
         <w:rPr>
-          <w:rFonts w:ascii="Times New Roman" w:hAnsi="Times New Roman" w:hint="eastAsia"/>
-        </w:rPr>
-        <w:t>1.</w:t>
-      </w:r>
-      <w:r>
-        <w:rPr>
           <w:rFonts w:ascii="Times New Roman" w:hAnsi="Times New Roman"/>
         </w:rPr>
         <w:t>A</w:t>
@@ -2409,7 +2144,37 @@
         <w:rPr>
           <w:rFonts w:ascii="Times New Roman" w:hAnsi="Times New Roman" w:hint="eastAsia"/>
         </w:rPr>
-        <w:t>纸张</w:t>
+        <w:t>纸张；正文</w:t>
+      </w:r>
+      <w:r>
+        <w:rPr>
+          <w:rFonts w:ascii="Times New Roman" w:hAnsi="Times New Roman" w:hint="eastAsia"/>
+        </w:rPr>
+        <w:t>字号：小四，中文宋体，英文</w:t>
+      </w:r>
+      <w:r>
+        <w:rPr>
+          <w:rFonts w:ascii="Times New Roman" w:hAnsi="Times New Roman" w:hint="eastAsia"/>
+        </w:rPr>
+        <w:t>Time</w:t>
+      </w:r>
+      <w:r>
+        <w:rPr>
+          <w:rFonts w:ascii="Times New Roman" w:hAnsi="Times New Roman" w:hint="eastAsia"/>
+        </w:rPr>
+        <w:t>s</w:t>
+      </w:r>
+      <w:r>
+        <w:rPr>
+          <w:rFonts w:ascii="Times New Roman" w:hAnsi="Times New Roman" w:hint="eastAsia"/>
+        </w:rPr>
+        <w:t xml:space="preserve"> New Roma</w:t>
+      </w:r>
+      <w:r>
+        <w:rPr>
+          <w:rFonts w:ascii="Times New Roman" w:hAnsi="Times New Roman" w:hint="eastAsia"/>
+        </w:rPr>
+        <w:t>n</w:t>
       </w:r>
       <w:r>
         <w:rPr>
@@ -2421,80 +2186,36 @@
         <w:rPr>
           <w:rFonts w:ascii="Times New Roman" w:hAnsi="Times New Roman" w:hint="eastAsia"/>
         </w:rPr>
-        <w:t>正文</w:t>
-      </w:r>
-      <w:r>
-        <w:rPr>
-          <w:rFonts w:ascii="Times New Roman" w:hAnsi="Times New Roman" w:hint="eastAsia"/>
-        </w:rPr>
-        <w:t>字号：小四，中文宋体，英文</w:t>
-      </w:r>
-      <w:r>
-        <w:rPr>
-          <w:rFonts w:ascii="Times New Roman" w:hAnsi="Times New Roman" w:hint="eastAsia"/>
-        </w:rPr>
-        <w:t>Time</w:t>
-      </w:r>
-      <w:r>
-        <w:rPr>
-          <w:rFonts w:ascii="Times New Roman" w:hAnsi="Times New Roman" w:hint="eastAsia"/>
-        </w:rPr>
-        <w:t>s</w:t>
-      </w:r>
-      <w:r>
-        <w:rPr>
-          <w:rFonts w:ascii="Times New Roman" w:hAnsi="Times New Roman" w:hint="eastAsia"/>
-        </w:rPr>
-        <w:t xml:space="preserve"> New Roma</w:t>
-      </w:r>
-      <w:r>
-        <w:rPr>
-          <w:rFonts w:ascii="Times New Roman" w:hAnsi="Times New Roman" w:hint="eastAsia"/>
-        </w:rPr>
-        <w:t>n</w:t>
-      </w:r>
-      <w:r>
-        <w:rPr>
-          <w:rFonts w:ascii="Times New Roman" w:hAnsi="Times New Roman" w:hint="eastAsia"/>
-        </w:rPr>
-        <w:t>；</w:t>
-      </w:r>
-      <w:r>
-        <w:rPr>
-          <w:rFonts w:ascii="Times New Roman" w:hAnsi="Times New Roman" w:hint="eastAsia"/>
-        </w:rPr>
-        <w:t>代码</w:t>
-      </w:r>
-      <w:r>
-        <w:rPr>
-          <w:rFonts w:ascii="Times New Roman" w:hAnsi="Times New Roman" w:hint="eastAsia"/>
-        </w:rPr>
-        <w:t>为</w:t>
-      </w:r>
-      <w:r>
-        <w:rPr>
-          <w:rFonts w:ascii="Times New Roman" w:hAnsi="Times New Roman" w:hint="eastAsia"/>
-        </w:rPr>
-        <w:t>英文</w:t>
-      </w:r>
-      <w:r>
-        <w:rPr>
-          <w:rFonts w:ascii="Times New Roman" w:hAnsi="Times New Roman" w:hint="eastAsia"/>
-        </w:rPr>
-        <w:t>Calibri</w:t>
-      </w:r>
-      <w:r>
-        <w:rPr>
-          <w:rFonts w:ascii="Times New Roman" w:hAnsi="Times New Roman" w:hint="eastAsia"/>
-        </w:rPr>
-        <w:t>；</w:t>
+        <w:t>行距：固定值</w:t>
+      </w:r>
+      <w:r>
+        <w:rPr>
+          <w:rFonts w:ascii="Times New Roman" w:hAnsi="Times New Roman" w:hint="eastAsia"/>
+        </w:rPr>
+        <w:t>20</w:t>
+      </w:r>
+      <w:r>
+        <w:rPr>
+          <w:rFonts w:ascii="Times New Roman" w:hAnsi="Times New Roman" w:hint="eastAsia"/>
+        </w:rPr>
+        <w:t>磅</w:t>
+      </w:r>
+      <w:r>
+        <w:rPr>
+          <w:rFonts w:ascii="Times New Roman" w:hAnsi="Times New Roman" w:hint="eastAsia"/>
+        </w:rPr>
+        <w:t>。</w:t>
       </w:r>
     </w:p>
     <w:p>
       <w:pPr>
+        <w:pStyle w:val="ad"/>
+        <w:numPr>
+          <w:ilvl w:val="0"/>
+          <w:numId w:val="17"/>
+        </w:numPr>
         <w:spacing w:line="400" w:lineRule="exact"/>
-        <w:ind w:firstLineChars="200" w:firstLine="480"/>
-        <w:jc w:val="both"/>
+        <w:ind w:left="839" w:firstLineChars="0" w:hanging="357"/>
         <w:rPr>
           <w:rFonts w:ascii="Times New Roman" w:hAnsi="Times New Roman"/>
         </w:rPr>
@@ -2503,37 +2224,7 @@
         <w:rPr>
           <w:rFonts w:ascii="Times New Roman" w:hAnsi="Times New Roman" w:hint="eastAsia"/>
         </w:rPr>
-        <w:t>2.</w:t>
-      </w:r>
-      <w:r>
-        <w:rPr>
-          <w:rFonts w:ascii="Times New Roman" w:hAnsi="Times New Roman"/>
-        </w:rPr>
-        <w:t xml:space="preserve"> </w:t>
-      </w:r>
-      <w:r>
-        <w:rPr>
-          <w:rFonts w:ascii="Times New Roman" w:hAnsi="Times New Roman" w:hint="eastAsia"/>
-        </w:rPr>
-        <w:t>行距：固定值</w:t>
-      </w:r>
-      <w:r>
-        <w:rPr>
-          <w:rFonts w:ascii="Times New Roman" w:hAnsi="Times New Roman" w:hint="eastAsia"/>
-        </w:rPr>
-        <w:t>20</w:t>
-      </w:r>
-      <w:r>
-        <w:rPr>
-          <w:rFonts w:ascii="Times New Roman" w:hAnsi="Times New Roman" w:hint="eastAsia"/>
-        </w:rPr>
-        <w:t>磅</w:t>
-      </w:r>
-      <w:r>
-        <w:rPr>
-          <w:rFonts w:ascii="Times New Roman" w:hAnsi="Times New Roman" w:hint="eastAsia"/>
-        </w:rPr>
-        <w:t>；一级标题：宋体，四号，加粗；段前</w:t>
+        <w:t>一级标题：宋体，四号，加粗；段前</w:t>
       </w:r>
       <w:r>
         <w:rPr>
@@ -2557,14 +2248,36 @@
         <w:rPr>
           <w:rFonts w:ascii="Times New Roman" w:hAnsi="Times New Roman" w:hint="eastAsia"/>
         </w:rPr>
-        <w:t>行；</w:t>
+        <w:t>行；代码为</w:t>
+      </w:r>
+      <w:r>
+        <w:rPr>
+          <w:rFonts w:ascii="Times New Roman" w:hAnsi="Times New Roman" w:hint="eastAsia"/>
+        </w:rPr>
+        <w:t>英文</w:t>
+      </w:r>
+      <w:r>
+        <w:rPr>
+          <w:rFonts w:ascii="Times New Roman" w:hAnsi="Times New Roman" w:hint="eastAsia"/>
+        </w:rPr>
+        <w:t>Calibri</w:t>
+      </w:r>
+      <w:r>
+        <w:rPr>
+          <w:rFonts w:ascii="Times New Roman" w:hAnsi="Times New Roman" w:hint="eastAsia"/>
+        </w:rPr>
+        <w:t>。</w:t>
       </w:r>
     </w:p>
     <w:p>
       <w:pPr>
+        <w:pStyle w:val="ad"/>
+        <w:numPr>
+          <w:ilvl w:val="0"/>
+          <w:numId w:val="17"/>
+        </w:numPr>
         <w:spacing w:line="400" w:lineRule="exact"/>
-        <w:ind w:firstLineChars="200" w:firstLine="480"/>
-        <w:jc w:val="both"/>
+        <w:ind w:left="839" w:firstLineChars="0" w:hanging="357"/>
         <w:rPr>
           <w:rFonts w:ascii="Times New Roman" w:hAnsi="Times New Roman"/>
         </w:rPr>
@@ -2573,31 +2286,81 @@
         <w:rPr>
           <w:rFonts w:ascii="Times New Roman" w:hAnsi="Times New Roman" w:hint="eastAsia"/>
         </w:rPr>
-        <w:t>3</w:t>
-      </w:r>
-      <w:r>
-        <w:rPr>
-          <w:rFonts w:ascii="Times New Roman" w:hAnsi="Times New Roman" w:hint="eastAsia"/>
-        </w:rPr>
-        <w:t>.</w:t>
+        <w:t>图形居中放置，</w:t>
+      </w:r>
+      <w:r>
+        <w:rPr>
+          <w:rFonts w:ascii="Times New Roman" w:hAnsi="Times New Roman" w:hint="eastAsia"/>
+        </w:rPr>
+        <w:t>不需要首行缩进；</w:t>
       </w:r>
       <w:r>
         <w:rPr>
           <w:rFonts w:ascii="Times New Roman" w:hAnsi="Times New Roman"/>
         </w:rPr>
-        <w:t xml:space="preserve"> </w:t>
-      </w:r>
-      <w:r>
-        <w:rPr>
-          <w:rFonts w:ascii="Times New Roman" w:hAnsi="Times New Roman" w:hint="eastAsia"/>
-        </w:rPr>
-        <w:t>图形</w:t>
-      </w:r>
-      <w:r>
-        <w:rPr>
-          <w:rFonts w:ascii="Times New Roman" w:hAnsi="Times New Roman" w:hint="eastAsia"/>
-        </w:rPr>
-        <w:t>和表格居中放置</w:t>
+        <w:t>图标</w:t>
+      </w:r>
+      <w:r>
+        <w:rPr>
+          <w:rFonts w:ascii="Times New Roman" w:hAnsi="Times New Roman" w:hint="eastAsia"/>
+        </w:rPr>
+        <w:t>识</w:t>
+      </w:r>
+      <w:r>
+        <w:rPr>
+          <w:rFonts w:ascii="Times New Roman" w:hAnsi="Times New Roman" w:hint="eastAsia"/>
+        </w:rPr>
+        <w:t>在</w:t>
+      </w:r>
+      <w:r>
+        <w:rPr>
+          <w:rFonts w:ascii="Times New Roman" w:hAnsi="Times New Roman" w:hint="eastAsia"/>
+        </w:rPr>
+        <w:t>图下面，</w:t>
+      </w:r>
+      <w:r>
+        <w:rPr>
+          <w:rFonts w:ascii="Times New Roman" w:hAnsi="Times New Roman" w:hint="eastAsia"/>
+        </w:rPr>
+        <w:t>5</w:t>
+      </w:r>
+      <w:r>
+        <w:rPr>
+          <w:rFonts w:ascii="Times New Roman" w:hAnsi="Times New Roman" w:hint="eastAsia"/>
+        </w:rPr>
+        <w:t>号宋体</w:t>
+      </w:r>
+      <w:r>
+        <w:rPr>
+          <w:rFonts w:ascii="Times New Roman" w:hAnsi="Times New Roman"/>
+        </w:rPr>
+        <w:t>。</w:t>
+      </w:r>
+    </w:p>
+    <w:p>
+      <w:pPr>
+        <w:pStyle w:val="ad"/>
+        <w:numPr>
+          <w:ilvl w:val="0"/>
+          <w:numId w:val="17"/>
+        </w:numPr>
+        <w:spacing w:line="400" w:lineRule="exact"/>
+        <w:ind w:left="839" w:firstLineChars="0" w:hanging="357"/>
+        <w:rPr>
+          <w:rFonts w:ascii="Times New Roman" w:hAnsi="Times New Roman"/>
+        </w:rPr>
+      </w:pPr>
+      <w:r>
+        <w:rPr>
+          <w:rFonts w:ascii="Times New Roman" w:hAnsi="Times New Roman" w:hint="eastAsia"/>
+        </w:rPr>
+        <w:t>表格</w:t>
+      </w:r>
+      <w:r>
+        <w:rPr>
+          <w:rFonts w:ascii="Times New Roman" w:hAnsi="Times New Roman" w:hint="eastAsia"/>
+        </w:rPr>
+        <w:t>居中放置</w:t>
       </w:r>
       <w:r>
         <w:rPr>
@@ -2609,19 +2372,37 @@
         <w:rPr>
           <w:rFonts w:ascii="Times New Roman" w:hAnsi="Times New Roman" w:hint="eastAsia"/>
         </w:rPr>
-        <w:t>图下面要有</w:t>
+        <w:t>不需要首行缩进</w:t>
+      </w:r>
+      <w:r>
+        <w:rPr>
+          <w:rFonts w:ascii="Times New Roman" w:hAnsi="Times New Roman" w:hint="eastAsia"/>
+        </w:rPr>
+        <w:t>；</w:t>
+      </w:r>
+      <w:r>
+        <w:rPr>
+          <w:rFonts w:ascii="Times New Roman" w:hAnsi="Times New Roman" w:hint="eastAsia"/>
+        </w:rPr>
+        <w:t>宽度</w:t>
+      </w:r>
+      <w:r>
+        <w:rPr>
+          <w:rFonts w:ascii="Times New Roman" w:hAnsi="Times New Roman" w:hint="eastAsia"/>
+        </w:rPr>
+        <w:t>撑满至页宽</w:t>
+      </w:r>
+      <w:r>
+        <w:rPr>
+          <w:rFonts w:ascii="Times New Roman" w:hAnsi="Times New Roman" w:hint="eastAsia"/>
+        </w:rPr>
+        <w:t>；</w:t>
       </w:r>
       <w:r>
         <w:rPr>
           <w:rFonts w:ascii="Times New Roman" w:hAnsi="Times New Roman"/>
         </w:rPr>
-        <w:t>图标</w:t>
-      </w:r>
-      <w:r>
-        <w:rPr>
-          <w:rFonts w:ascii="Times New Roman" w:hAnsi="Times New Roman" w:hint="eastAsia"/>
-        </w:rPr>
-        <w:t>识</w:t>
+        <w:t>表头表格上面</w:t>
       </w:r>
       <w:r>
         <w:rPr>
@@ -2631,24 +2412,6 @@
       </w:r>
       <w:r>
         <w:rPr>
-          <w:rFonts w:ascii="Times New Roman" w:hAnsi="Times New Roman"/>
-        </w:rPr>
-        <w:t>表格上面要有表头</w:t>
-      </w:r>
-      <w:r>
-        <w:rPr>
-          <w:rFonts w:ascii="Times New Roman" w:hAnsi="Times New Roman" w:hint="eastAsia"/>
-        </w:rPr>
-        <w:t>（</w:t>
-      </w:r>
-      <w:r>
-        <w:rPr>
-          <w:rFonts w:ascii="Times New Roman" w:hAnsi="Times New Roman" w:hint="eastAsia"/>
-        </w:rPr>
-        <w:t>皆</w:t>
-      </w:r>
-      <w:r>
-        <w:rPr>
           <w:rFonts w:ascii="Times New Roman" w:hAnsi="Times New Roman" w:hint="eastAsia"/>
         </w:rPr>
         <w:t>5</w:t>
@@ -2657,11 +2420,11 @@
         <w:rPr>
           <w:rFonts w:ascii="Times New Roman" w:hAnsi="Times New Roman" w:hint="eastAsia"/>
         </w:rPr>
-        <w:t>号宋体）</w:t>
-      </w:r>
-      <w:r>
-        <w:rPr>
-          <w:rFonts w:ascii="Times New Roman" w:hAnsi="Times New Roman"/>
+        <w:t>号宋体</w:t>
+      </w:r>
+      <w:r>
+        <w:rPr>
+          <w:rFonts w:ascii="Times New Roman" w:hAnsi="Times New Roman" w:hint="eastAsia"/>
         </w:rPr>
         <w:t>。</w:t>
       </w:r>
@@ -2683,10 +2446,10 @@
           <w:szCs w:val="28"/>
         </w:rPr>
         <w:drawing>
-          <wp:inline distT="0" distB="0" distL="0" distR="0" wp14:anchorId="5EC1D9C6" wp14:editId="2633022E">
+          <wp:inline distT="0" distB="0" distL="0" distR="0" wp14:anchorId="568E0D52" wp14:editId="22A1E852">
             <wp:extent cx="441960" cy="548640"/>
             <wp:effectExtent l="0" t="0" r="0" b="0"/>
-            <wp:docPr id="1" name="图片 1"/>
+            <wp:docPr id="2" name="图片 2"/>
             <wp:cNvGraphicFramePr>
               <a:graphicFrameLocks xmlns:a="http://schemas.openxmlformats.org/drawingml/2006/main" noChangeAspect="1"/>
             </wp:cNvGraphicFramePr>
@@ -2694,7 +2457,7 @@
               <a:graphicData uri="http://schemas.openxmlformats.org/drawingml/2006/picture">
                 <pic:pic xmlns:pic="http://schemas.openxmlformats.org/drawingml/2006/picture">
                   <pic:nvPicPr>
-                    <pic:cNvPr id="0" name="Picture 1"/>
+                    <pic:cNvPr id="0" name="Picture 2"/>
                     <pic:cNvPicPr>
                       <a:picLocks noChangeAspect="1" noChangeArrowheads="1"/>
                     </pic:cNvPicPr>
@@ -2756,15 +2519,7 @@
           <w:sz w:val="21"/>
           <w:szCs w:val="21"/>
         </w:rPr>
-        <w:t>1</w:t>
-      </w:r>
-      <w:r>
-        <w:rPr>
-          <w:rFonts w:ascii="Times New Roman" w:hAnsi="Times New Roman" w:hint="eastAsia"/>
-          <w:sz w:val="21"/>
-          <w:szCs w:val="21"/>
-        </w:rPr>
-        <w:t xml:space="preserve"> </w:t>
+        <w:t xml:space="preserve">1 </w:t>
       </w:r>
       <w:r>
         <w:rPr>
@@ -2807,23 +2562,7 @@
           <w:sz w:val="21"/>
           <w:szCs w:val="21"/>
         </w:rPr>
-        <w:t>1</w:t>
-      </w:r>
-      <w:r>
-        <w:rPr>
-          <w:rFonts w:ascii="Times New Roman" w:hAnsi="Times New Roman"/>
-          <w:sz w:val="21"/>
-          <w:szCs w:val="21"/>
-        </w:rPr>
-        <w:t xml:space="preserve">  </w:t>
-      </w:r>
-      <w:r>
-        <w:rPr>
-          <w:rFonts w:ascii="Times New Roman" w:hAnsi="Times New Roman"/>
-          <w:sz w:val="21"/>
-          <w:szCs w:val="21"/>
-        </w:rPr>
-        <w:t>G</w:t>
+        <w:t>1  G</w:t>
       </w:r>
       <w:r>
         <w:rPr>
@@ -2872,32 +2611,37 @@
         <w:tblLook w:val="04A0" w:firstRow="1" w:lastRow="0" w:firstColumn="1" w:lastColumn="0" w:noHBand="0" w:noVBand="1"/>
       </w:tblPr>
       <w:tblGrid>
-        <w:gridCol w:w="3153"/>
-        <w:gridCol w:w="3122"/>
-        <w:gridCol w:w="3127"/>
+        <w:gridCol w:w="3150"/>
+        <w:gridCol w:w="3123"/>
+        <w:gridCol w:w="3129"/>
       </w:tblGrid>
       <w:tr>
         <w:tc>
           <w:tcPr>
             <w:tcW w:w="3209" w:type="dxa"/>
             <w:shd w:val="clear" w:color="auto" w:fill="auto"/>
+            <w:vAlign w:val="center"/>
           </w:tcPr>
           <w:p>
             <w:pPr>
               <w:jc w:val="center"/>
               <w:rPr>
-                <w:rFonts w:ascii="Times New Roman" w:hAnsi="Times New Roman"/>
+                <w:sz w:val="21"/>
+                <w:szCs w:val="21"/>
               </w:rPr>
             </w:pPr>
             <w:r>
               <w:rPr>
-                <w:rFonts w:ascii="Times New Roman" w:hAnsi="Times New Roman"/>
+                <w:sz w:val="21"/>
+                <w:szCs w:val="21"/>
               </w:rPr>
               <w:t>I</w:t>
             </w:r>
             <w:r>
               <w:rPr>
-                <w:rFonts w:ascii="Times New Roman" w:hAnsi="Times New Roman" w:hint="eastAsia"/>
+                <w:rFonts w:hint="eastAsia"/>
+                <w:sz w:val="21"/>
+                <w:szCs w:val="21"/>
               </w:rPr>
               <w:t>d</w:t>
             </w:r>
@@ -2907,23 +2651,28 @@
           <w:tcPr>
             <w:tcW w:w="3209" w:type="dxa"/>
             <w:shd w:val="clear" w:color="auto" w:fill="auto"/>
+            <w:vAlign w:val="center"/>
           </w:tcPr>
           <w:p>
             <w:pPr>
               <w:jc w:val="center"/>
               <w:rPr>
-                <w:rFonts w:ascii="Times New Roman" w:hAnsi="Times New Roman"/>
+                <w:sz w:val="21"/>
+                <w:szCs w:val="21"/>
               </w:rPr>
             </w:pPr>
             <w:r>
               <w:rPr>
-                <w:rFonts w:ascii="Times New Roman" w:hAnsi="Times New Roman"/>
+                <w:sz w:val="21"/>
+                <w:szCs w:val="21"/>
               </w:rPr>
               <w:t>N</w:t>
             </w:r>
             <w:r>
               <w:rPr>
-                <w:rFonts w:ascii="Times New Roman" w:hAnsi="Times New Roman" w:hint="eastAsia"/>
+                <w:rFonts w:hint="eastAsia"/>
+                <w:sz w:val="21"/>
+                <w:szCs w:val="21"/>
               </w:rPr>
               <w:t>ame</w:t>
             </w:r>
@@ -2933,23 +2682,28 @@
           <w:tcPr>
             <w:tcW w:w="3210" w:type="dxa"/>
             <w:shd w:val="clear" w:color="auto" w:fill="auto"/>
+            <w:vAlign w:val="center"/>
           </w:tcPr>
           <w:p>
             <w:pPr>
               <w:jc w:val="center"/>
               <w:rPr>
-                <w:rFonts w:ascii="Times New Roman" w:hAnsi="Times New Roman"/>
+                <w:sz w:val="21"/>
+                <w:szCs w:val="21"/>
               </w:rPr>
             </w:pPr>
             <w:r>
               <w:rPr>
-                <w:rFonts w:ascii="Times New Roman" w:hAnsi="Times New Roman"/>
+                <w:sz w:val="21"/>
+                <w:szCs w:val="21"/>
               </w:rPr>
               <w:t>G</w:t>
             </w:r>
             <w:r>
               <w:rPr>
-                <w:rFonts w:ascii="Times New Roman" w:hAnsi="Times New Roman" w:hint="eastAsia"/>
+                <w:rFonts w:hint="eastAsia"/>
+                <w:sz w:val="21"/>
+                <w:szCs w:val="21"/>
               </w:rPr>
               <w:t>ender</w:t>
             </w:r>
@@ -2961,17 +2715,21 @@
           <w:tcPr>
             <w:tcW w:w="3209" w:type="dxa"/>
             <w:shd w:val="clear" w:color="auto" w:fill="auto"/>
+            <w:vAlign w:val="center"/>
           </w:tcPr>
           <w:p>
             <w:pPr>
               <w:jc w:val="center"/>
               <w:rPr>
-                <w:rFonts w:ascii="Times New Roman" w:hAnsi="Times New Roman"/>
+                <w:sz w:val="21"/>
+                <w:szCs w:val="21"/>
               </w:rPr>
             </w:pPr>
             <w:r>
               <w:rPr>
-                <w:rFonts w:ascii="Times New Roman" w:hAnsi="Times New Roman" w:hint="eastAsia"/>
+                <w:rFonts w:hint="eastAsia"/>
+                <w:sz w:val="21"/>
+                <w:szCs w:val="21"/>
               </w:rPr>
               <w:t>202010000001</w:t>
             </w:r>
@@ -2981,17 +2739,21 @@
           <w:tcPr>
             <w:tcW w:w="3209" w:type="dxa"/>
             <w:shd w:val="clear" w:color="auto" w:fill="auto"/>
+            <w:vAlign w:val="center"/>
           </w:tcPr>
           <w:p>
             <w:pPr>
               <w:jc w:val="center"/>
               <w:rPr>
-                <w:rFonts w:ascii="Times New Roman" w:hAnsi="Times New Roman"/>
+                <w:sz w:val="21"/>
+                <w:szCs w:val="21"/>
               </w:rPr>
             </w:pPr>
             <w:r>
               <w:rPr>
-                <w:rFonts w:ascii="Times New Roman" w:hAnsi="Times New Roman" w:hint="eastAsia"/>
+                <w:rFonts w:hint="eastAsia"/>
+                <w:sz w:val="21"/>
+                <w:szCs w:val="21"/>
               </w:rPr>
               <w:t>张树彬</w:t>
             </w:r>
@@ -3001,17 +2763,21 @@
           <w:tcPr>
             <w:tcW w:w="3210" w:type="dxa"/>
             <w:shd w:val="clear" w:color="auto" w:fill="auto"/>
+            <w:vAlign w:val="center"/>
           </w:tcPr>
           <w:p>
             <w:pPr>
               <w:jc w:val="center"/>
               <w:rPr>
-                <w:rFonts w:ascii="Times New Roman" w:hAnsi="Times New Roman"/>
+                <w:sz w:val="21"/>
+                <w:szCs w:val="21"/>
               </w:rPr>
             </w:pPr>
             <w:r>
               <w:rPr>
-                <w:rFonts w:ascii="Times New Roman" w:hAnsi="Times New Roman" w:hint="eastAsia"/>
+                <w:rFonts w:hint="eastAsia"/>
+                <w:sz w:val="21"/>
+                <w:szCs w:val="21"/>
               </w:rPr>
               <w:t>男</w:t>
             </w:r>
@@ -3024,6 +2790,16 @@
         <w:jc w:val="center"/>
         <w:rPr>
           <w:rFonts w:ascii="Times New Roman" w:hAnsi="Times New Roman"/>
+        </w:rPr>
+      </w:pPr>
+    </w:p>
+    <w:p>
+      <w:pPr>
+        <w:spacing w:line="400" w:lineRule="exact"/>
+        <w:ind w:firstLineChars="200" w:firstLine="480"/>
+        <w:jc w:val="both"/>
+        <w:rPr>
+          <w:rFonts w:ascii="Times New Roman" w:hAnsi="Times New Roman" w:hint="eastAsia"/>
         </w:rPr>
       </w:pPr>
     </w:p>
@@ -3076,10 +2852,9 @@
     </w:r>
     <w:r>
       <w:rPr>
-        <w:noProof/>
         <w:lang w:val="zh-CN"/>
       </w:rPr>
-      <w:t>1</w:t>
+      <w:t>2</w:t>
     </w:r>
     <w:r>
       <w:fldChar w:fldCharType="end"/>
@@ -3365,6 +3140,119 @@
     </w:lvl>
   </w:abstractNum>
   <w:abstractNum w:abstractNumId="4" w15:restartNumberingAfterBreak="0">
+    <w:nsid w:val="1F053F3D"/>
+    <w:multiLevelType w:val="hybridMultilevel"/>
+    <w:tmpl w:val="510CA1E2"/>
+    <w:lvl w:ilvl="0" w:tplc="04090001">
+      <w:start w:val="1"/>
+      <w:numFmt w:val="bullet"/>
+      <w:lvlText w:val=""/>
+      <w:lvlJc w:val="left"/>
+      <w:pPr>
+        <w:ind w:left="900" w:hanging="420"/>
+      </w:pPr>
+      <w:rPr>
+        <w:rFonts w:ascii="Wingdings" w:hAnsi="Wingdings" w:hint="default"/>
+      </w:rPr>
+    </w:lvl>
+    <w:lvl w:ilvl="1" w:tplc="04090003" w:tentative="1">
+      <w:start w:val="1"/>
+      <w:numFmt w:val="bullet"/>
+      <w:lvlText w:val=""/>
+      <w:lvlJc w:val="left"/>
+      <w:pPr>
+        <w:ind w:left="1320" w:hanging="420"/>
+      </w:pPr>
+      <w:rPr>
+        <w:rFonts w:ascii="Wingdings" w:hAnsi="Wingdings" w:hint="default"/>
+      </w:rPr>
+    </w:lvl>
+    <w:lvl w:ilvl="2" w:tplc="04090005" w:tentative="1">
+      <w:start w:val="1"/>
+      <w:numFmt w:val="bullet"/>
+      <w:lvlText w:val=""/>
+      <w:lvlJc w:val="left"/>
+      <w:pPr>
+        <w:ind w:left="1740" w:hanging="420"/>
+      </w:pPr>
+      <w:rPr>
+        <w:rFonts w:ascii="Wingdings" w:hAnsi="Wingdings" w:hint="default"/>
+      </w:rPr>
+    </w:lvl>
+    <w:lvl w:ilvl="3" w:tplc="04090001" w:tentative="1">
+      <w:start w:val="1"/>
+      <w:numFmt w:val="bullet"/>
+      <w:lvlText w:val=""/>
+      <w:lvlJc w:val="left"/>
+      <w:pPr>
+        <w:ind w:left="2160" w:hanging="420"/>
+      </w:pPr>
+      <w:rPr>
+        <w:rFonts w:ascii="Wingdings" w:hAnsi="Wingdings" w:hint="default"/>
+      </w:rPr>
+    </w:lvl>
+    <w:lvl w:ilvl="4" w:tplc="04090003" w:tentative="1">
+      <w:start w:val="1"/>
+      <w:numFmt w:val="bullet"/>
+      <w:lvlText w:val=""/>
+      <w:lvlJc w:val="left"/>
+      <w:pPr>
+        <w:ind w:left="2580" w:hanging="420"/>
+      </w:pPr>
+      <w:rPr>
+        <w:rFonts w:ascii="Wingdings" w:hAnsi="Wingdings" w:hint="default"/>
+      </w:rPr>
+    </w:lvl>
+    <w:lvl w:ilvl="5" w:tplc="04090005" w:tentative="1">
+      <w:start w:val="1"/>
+      <w:numFmt w:val="bullet"/>
+      <w:lvlText w:val=""/>
+      <w:lvlJc w:val="left"/>
+      <w:pPr>
+        <w:ind w:left="3000" w:hanging="420"/>
+      </w:pPr>
+      <w:rPr>
+        <w:rFonts w:ascii="Wingdings" w:hAnsi="Wingdings" w:hint="default"/>
+      </w:rPr>
+    </w:lvl>
+    <w:lvl w:ilvl="6" w:tplc="04090001" w:tentative="1">
+      <w:start w:val="1"/>
+      <w:numFmt w:val="bullet"/>
+      <w:lvlText w:val=""/>
+      <w:lvlJc w:val="left"/>
+      <w:pPr>
+        <w:ind w:left="3420" w:hanging="420"/>
+      </w:pPr>
+      <w:rPr>
+        <w:rFonts w:ascii="Wingdings" w:hAnsi="Wingdings" w:hint="default"/>
+      </w:rPr>
+    </w:lvl>
+    <w:lvl w:ilvl="7" w:tplc="04090003" w:tentative="1">
+      <w:start w:val="1"/>
+      <w:numFmt w:val="bullet"/>
+      <w:lvlText w:val=""/>
+      <w:lvlJc w:val="left"/>
+      <w:pPr>
+        <w:ind w:left="3840" w:hanging="420"/>
+      </w:pPr>
+      <w:rPr>
+        <w:rFonts w:ascii="Wingdings" w:hAnsi="Wingdings" w:hint="default"/>
+      </w:rPr>
+    </w:lvl>
+    <w:lvl w:ilvl="8" w:tplc="04090005" w:tentative="1">
+      <w:start w:val="1"/>
+      <w:numFmt w:val="bullet"/>
+      <w:lvlText w:val=""/>
+      <w:lvlJc w:val="left"/>
+      <w:pPr>
+        <w:ind w:left="4260" w:hanging="420"/>
+      </w:pPr>
+      <w:rPr>
+        <w:rFonts w:ascii="Wingdings" w:hAnsi="Wingdings" w:hint="default"/>
+      </w:rPr>
+    </w:lvl>
+  </w:abstractNum>
+  <w:abstractNum w:abstractNumId="5" w15:restartNumberingAfterBreak="0">
     <w:nsid w:val="240E75D0"/>
     <w:multiLevelType w:val="hybridMultilevel"/>
     <w:tmpl w:val="F07C5404"/>
@@ -3453,7 +3341,185 @@
       </w:pPr>
     </w:lvl>
   </w:abstractNum>
-  <w:abstractNum w:abstractNumId="5" w15:restartNumberingAfterBreak="0">
+  <w:abstractNum w:abstractNumId="6" w15:restartNumberingAfterBreak="0">
+    <w:nsid w:val="24905C73"/>
+    <w:multiLevelType w:val="hybridMultilevel"/>
+    <w:tmpl w:val="3FBA4812"/>
+    <w:lvl w:ilvl="0" w:tplc="FFFFFFFF">
+      <w:start w:val="1"/>
+      <w:numFmt w:val="decimal"/>
+      <w:lvlText w:val="%1．"/>
+      <w:lvlJc w:val="left"/>
+      <w:pPr>
+        <w:ind w:left="840" w:hanging="360"/>
+      </w:pPr>
+      <w:rPr>
+        <w:rFonts w:hint="default"/>
+      </w:rPr>
+    </w:lvl>
+    <w:lvl w:ilvl="1" w:tplc="FFFFFFFF" w:tentative="1">
+      <w:start w:val="1"/>
+      <w:numFmt w:val="lowerLetter"/>
+      <w:lvlText w:val="%2)"/>
+      <w:lvlJc w:val="left"/>
+      <w:pPr>
+        <w:ind w:left="1320" w:hanging="420"/>
+      </w:pPr>
+    </w:lvl>
+    <w:lvl w:ilvl="2" w:tplc="FFFFFFFF" w:tentative="1">
+      <w:start w:val="1"/>
+      <w:numFmt w:val="lowerRoman"/>
+      <w:lvlText w:val="%3."/>
+      <w:lvlJc w:val="right"/>
+      <w:pPr>
+        <w:ind w:left="1740" w:hanging="420"/>
+      </w:pPr>
+    </w:lvl>
+    <w:lvl w:ilvl="3" w:tplc="FFFFFFFF" w:tentative="1">
+      <w:start w:val="1"/>
+      <w:numFmt w:val="decimal"/>
+      <w:lvlText w:val="%4."/>
+      <w:lvlJc w:val="left"/>
+      <w:pPr>
+        <w:ind w:left="2160" w:hanging="420"/>
+      </w:pPr>
+    </w:lvl>
+    <w:lvl w:ilvl="4" w:tplc="FFFFFFFF" w:tentative="1">
+      <w:start w:val="1"/>
+      <w:numFmt w:val="lowerLetter"/>
+      <w:lvlText w:val="%5)"/>
+      <w:lvlJc w:val="left"/>
+      <w:pPr>
+        <w:ind w:left="2580" w:hanging="420"/>
+      </w:pPr>
+    </w:lvl>
+    <w:lvl w:ilvl="5" w:tplc="FFFFFFFF" w:tentative="1">
+      <w:start w:val="1"/>
+      <w:numFmt w:val="lowerRoman"/>
+      <w:lvlText w:val="%6."/>
+      <w:lvlJc w:val="right"/>
+      <w:pPr>
+        <w:ind w:left="3000" w:hanging="420"/>
+      </w:pPr>
+    </w:lvl>
+    <w:lvl w:ilvl="6" w:tplc="FFFFFFFF" w:tentative="1">
+      <w:start w:val="1"/>
+      <w:numFmt w:val="decimal"/>
+      <w:lvlText w:val="%7."/>
+      <w:lvlJc w:val="left"/>
+      <w:pPr>
+        <w:ind w:left="3420" w:hanging="420"/>
+      </w:pPr>
+    </w:lvl>
+    <w:lvl w:ilvl="7" w:tplc="FFFFFFFF" w:tentative="1">
+      <w:start w:val="1"/>
+      <w:numFmt w:val="lowerLetter"/>
+      <w:lvlText w:val="%8)"/>
+      <w:lvlJc w:val="left"/>
+      <w:pPr>
+        <w:ind w:left="3840" w:hanging="420"/>
+      </w:pPr>
+    </w:lvl>
+    <w:lvl w:ilvl="8" w:tplc="FFFFFFFF" w:tentative="1">
+      <w:start w:val="1"/>
+      <w:numFmt w:val="lowerRoman"/>
+      <w:lvlText w:val="%9."/>
+      <w:lvlJc w:val="right"/>
+      <w:pPr>
+        <w:ind w:left="4260" w:hanging="420"/>
+      </w:pPr>
+    </w:lvl>
+  </w:abstractNum>
+  <w:abstractNum w:abstractNumId="7" w15:restartNumberingAfterBreak="0">
+    <w:nsid w:val="2C0327A3"/>
+    <w:multiLevelType w:val="hybridMultilevel"/>
+    <w:tmpl w:val="3FBA4812"/>
+    <w:lvl w:ilvl="0" w:tplc="FFFFFFFF">
+      <w:start w:val="1"/>
+      <w:numFmt w:val="decimal"/>
+      <w:lvlText w:val="%1．"/>
+      <w:lvlJc w:val="left"/>
+      <w:pPr>
+        <w:ind w:left="840" w:hanging="360"/>
+      </w:pPr>
+      <w:rPr>
+        <w:rFonts w:hint="default"/>
+      </w:rPr>
+    </w:lvl>
+    <w:lvl w:ilvl="1" w:tplc="FFFFFFFF" w:tentative="1">
+      <w:start w:val="1"/>
+      <w:numFmt w:val="lowerLetter"/>
+      <w:lvlText w:val="%2)"/>
+      <w:lvlJc w:val="left"/>
+      <w:pPr>
+        <w:ind w:left="1320" w:hanging="420"/>
+      </w:pPr>
+    </w:lvl>
+    <w:lvl w:ilvl="2" w:tplc="FFFFFFFF" w:tentative="1">
+      <w:start w:val="1"/>
+      <w:numFmt w:val="lowerRoman"/>
+      <w:lvlText w:val="%3."/>
+      <w:lvlJc w:val="right"/>
+      <w:pPr>
+        <w:ind w:left="1740" w:hanging="420"/>
+      </w:pPr>
+    </w:lvl>
+    <w:lvl w:ilvl="3" w:tplc="FFFFFFFF" w:tentative="1">
+      <w:start w:val="1"/>
+      <w:numFmt w:val="decimal"/>
+      <w:lvlText w:val="%4."/>
+      <w:lvlJc w:val="left"/>
+      <w:pPr>
+        <w:ind w:left="2160" w:hanging="420"/>
+      </w:pPr>
+    </w:lvl>
+    <w:lvl w:ilvl="4" w:tplc="FFFFFFFF" w:tentative="1">
+      <w:start w:val="1"/>
+      <w:numFmt w:val="lowerLetter"/>
+      <w:lvlText w:val="%5)"/>
+      <w:lvlJc w:val="left"/>
+      <w:pPr>
+        <w:ind w:left="2580" w:hanging="420"/>
+      </w:pPr>
+    </w:lvl>
+    <w:lvl w:ilvl="5" w:tplc="FFFFFFFF" w:tentative="1">
+      <w:start w:val="1"/>
+      <w:numFmt w:val="lowerRoman"/>
+      <w:lvlText w:val="%6."/>
+      <w:lvlJc w:val="right"/>
+      <w:pPr>
+        <w:ind w:left="3000" w:hanging="420"/>
+      </w:pPr>
+    </w:lvl>
+    <w:lvl w:ilvl="6" w:tplc="FFFFFFFF" w:tentative="1">
+      <w:start w:val="1"/>
+      <w:numFmt w:val="decimal"/>
+      <w:lvlText w:val="%7."/>
+      <w:lvlJc w:val="left"/>
+      <w:pPr>
+        <w:ind w:left="3420" w:hanging="420"/>
+      </w:pPr>
+    </w:lvl>
+    <w:lvl w:ilvl="7" w:tplc="FFFFFFFF" w:tentative="1">
+      <w:start w:val="1"/>
+      <w:numFmt w:val="lowerLetter"/>
+      <w:lvlText w:val="%8)"/>
+      <w:lvlJc w:val="left"/>
+      <w:pPr>
+        <w:ind w:left="3840" w:hanging="420"/>
+      </w:pPr>
+    </w:lvl>
+    <w:lvl w:ilvl="8" w:tplc="FFFFFFFF" w:tentative="1">
+      <w:start w:val="1"/>
+      <w:numFmt w:val="lowerRoman"/>
+      <w:lvlText w:val="%9."/>
+      <w:lvlJc w:val="right"/>
+      <w:pPr>
+        <w:ind w:left="4260" w:hanging="420"/>
+      </w:pPr>
+    </w:lvl>
+  </w:abstractNum>
+  <w:abstractNum w:abstractNumId="8" w15:restartNumberingAfterBreak="0">
     <w:nsid w:val="334C22A4"/>
     <w:multiLevelType w:val="hybridMultilevel"/>
     <w:tmpl w:val="FCE8F3CE"/>
@@ -3569,7 +3635,271 @@
       </w:pPr>
     </w:lvl>
   </w:abstractNum>
-  <w:abstractNum w:abstractNumId="6" w15:restartNumberingAfterBreak="0">
+  <w:abstractNum w:abstractNumId="9" w15:restartNumberingAfterBreak="0">
+    <w:nsid w:val="374C12F8"/>
+    <w:multiLevelType w:val="hybridMultilevel"/>
+    <w:tmpl w:val="AA7A82C6"/>
+    <w:lvl w:ilvl="0" w:tplc="0409000F">
+      <w:start w:val="1"/>
+      <w:numFmt w:val="decimal"/>
+      <w:lvlText w:val="%1."/>
+      <w:lvlJc w:val="left"/>
+      <w:pPr>
+        <w:ind w:left="900" w:hanging="420"/>
+      </w:pPr>
+    </w:lvl>
+    <w:lvl w:ilvl="1" w:tplc="04090019" w:tentative="1">
+      <w:start w:val="1"/>
+      <w:numFmt w:val="lowerLetter"/>
+      <w:lvlText w:val="%2)"/>
+      <w:lvlJc w:val="left"/>
+      <w:pPr>
+        <w:ind w:left="1320" w:hanging="420"/>
+      </w:pPr>
+    </w:lvl>
+    <w:lvl w:ilvl="2" w:tplc="0409001B" w:tentative="1">
+      <w:start w:val="1"/>
+      <w:numFmt w:val="lowerRoman"/>
+      <w:lvlText w:val="%3."/>
+      <w:lvlJc w:val="right"/>
+      <w:pPr>
+        <w:ind w:left="1740" w:hanging="420"/>
+      </w:pPr>
+    </w:lvl>
+    <w:lvl w:ilvl="3" w:tplc="0409000F" w:tentative="1">
+      <w:start w:val="1"/>
+      <w:numFmt w:val="decimal"/>
+      <w:lvlText w:val="%4."/>
+      <w:lvlJc w:val="left"/>
+      <w:pPr>
+        <w:ind w:left="2160" w:hanging="420"/>
+      </w:pPr>
+    </w:lvl>
+    <w:lvl w:ilvl="4" w:tplc="04090019" w:tentative="1">
+      <w:start w:val="1"/>
+      <w:numFmt w:val="lowerLetter"/>
+      <w:lvlText w:val="%5)"/>
+      <w:lvlJc w:val="left"/>
+      <w:pPr>
+        <w:ind w:left="2580" w:hanging="420"/>
+      </w:pPr>
+    </w:lvl>
+    <w:lvl w:ilvl="5" w:tplc="0409001B" w:tentative="1">
+      <w:start w:val="1"/>
+      <w:numFmt w:val="lowerRoman"/>
+      <w:lvlText w:val="%6."/>
+      <w:lvlJc w:val="right"/>
+      <w:pPr>
+        <w:ind w:left="3000" w:hanging="420"/>
+      </w:pPr>
+    </w:lvl>
+    <w:lvl w:ilvl="6" w:tplc="0409000F" w:tentative="1">
+      <w:start w:val="1"/>
+      <w:numFmt w:val="decimal"/>
+      <w:lvlText w:val="%7."/>
+      <w:lvlJc w:val="left"/>
+      <w:pPr>
+        <w:ind w:left="3420" w:hanging="420"/>
+      </w:pPr>
+    </w:lvl>
+    <w:lvl w:ilvl="7" w:tplc="04090019" w:tentative="1">
+      <w:start w:val="1"/>
+      <w:numFmt w:val="lowerLetter"/>
+      <w:lvlText w:val="%8)"/>
+      <w:lvlJc w:val="left"/>
+      <w:pPr>
+        <w:ind w:left="3840" w:hanging="420"/>
+      </w:pPr>
+    </w:lvl>
+    <w:lvl w:ilvl="8" w:tplc="0409001B" w:tentative="1">
+      <w:start w:val="1"/>
+      <w:numFmt w:val="lowerRoman"/>
+      <w:lvlText w:val="%9."/>
+      <w:lvlJc w:val="right"/>
+      <w:pPr>
+        <w:ind w:left="4260" w:hanging="420"/>
+      </w:pPr>
+    </w:lvl>
+  </w:abstractNum>
+  <w:abstractNum w:abstractNumId="10" w15:restartNumberingAfterBreak="0">
+    <w:nsid w:val="3ABE41A7"/>
+    <w:multiLevelType w:val="hybridMultilevel"/>
+    <w:tmpl w:val="3FBA4812"/>
+    <w:lvl w:ilvl="0" w:tplc="DA1272D8">
+      <w:start w:val="1"/>
+      <w:numFmt w:val="decimal"/>
+      <w:lvlText w:val="%1．"/>
+      <w:lvlJc w:val="left"/>
+      <w:pPr>
+        <w:ind w:left="840" w:hanging="360"/>
+      </w:pPr>
+      <w:rPr>
+        <w:rFonts w:hint="default"/>
+      </w:rPr>
+    </w:lvl>
+    <w:lvl w:ilvl="1" w:tplc="04090019" w:tentative="1">
+      <w:start w:val="1"/>
+      <w:numFmt w:val="lowerLetter"/>
+      <w:lvlText w:val="%2)"/>
+      <w:lvlJc w:val="left"/>
+      <w:pPr>
+        <w:ind w:left="1320" w:hanging="420"/>
+      </w:pPr>
+    </w:lvl>
+    <w:lvl w:ilvl="2" w:tplc="0409001B" w:tentative="1">
+      <w:start w:val="1"/>
+      <w:numFmt w:val="lowerRoman"/>
+      <w:lvlText w:val="%3."/>
+      <w:lvlJc w:val="right"/>
+      <w:pPr>
+        <w:ind w:left="1740" w:hanging="420"/>
+      </w:pPr>
+    </w:lvl>
+    <w:lvl w:ilvl="3" w:tplc="0409000F" w:tentative="1">
+      <w:start w:val="1"/>
+      <w:numFmt w:val="decimal"/>
+      <w:lvlText w:val="%4."/>
+      <w:lvlJc w:val="left"/>
+      <w:pPr>
+        <w:ind w:left="2160" w:hanging="420"/>
+      </w:pPr>
+    </w:lvl>
+    <w:lvl w:ilvl="4" w:tplc="04090019" w:tentative="1">
+      <w:start w:val="1"/>
+      <w:numFmt w:val="lowerLetter"/>
+      <w:lvlText w:val="%5)"/>
+      <w:lvlJc w:val="left"/>
+      <w:pPr>
+        <w:ind w:left="2580" w:hanging="420"/>
+      </w:pPr>
+    </w:lvl>
+    <w:lvl w:ilvl="5" w:tplc="0409001B" w:tentative="1">
+      <w:start w:val="1"/>
+      <w:numFmt w:val="lowerRoman"/>
+      <w:lvlText w:val="%6."/>
+      <w:lvlJc w:val="right"/>
+      <w:pPr>
+        <w:ind w:left="3000" w:hanging="420"/>
+      </w:pPr>
+    </w:lvl>
+    <w:lvl w:ilvl="6" w:tplc="0409000F" w:tentative="1">
+      <w:start w:val="1"/>
+      <w:numFmt w:val="decimal"/>
+      <w:lvlText w:val="%7."/>
+      <w:lvlJc w:val="left"/>
+      <w:pPr>
+        <w:ind w:left="3420" w:hanging="420"/>
+      </w:pPr>
+    </w:lvl>
+    <w:lvl w:ilvl="7" w:tplc="04090019" w:tentative="1">
+      <w:start w:val="1"/>
+      <w:numFmt w:val="lowerLetter"/>
+      <w:lvlText w:val="%8)"/>
+      <w:lvlJc w:val="left"/>
+      <w:pPr>
+        <w:ind w:left="3840" w:hanging="420"/>
+      </w:pPr>
+    </w:lvl>
+    <w:lvl w:ilvl="8" w:tplc="0409001B" w:tentative="1">
+      <w:start w:val="1"/>
+      <w:numFmt w:val="lowerRoman"/>
+      <w:lvlText w:val="%9."/>
+      <w:lvlJc w:val="right"/>
+      <w:pPr>
+        <w:ind w:left="4260" w:hanging="420"/>
+      </w:pPr>
+    </w:lvl>
+  </w:abstractNum>
+  <w:abstractNum w:abstractNumId="11" w15:restartNumberingAfterBreak="0">
+    <w:nsid w:val="3E34060D"/>
+    <w:multiLevelType w:val="hybridMultilevel"/>
+    <w:tmpl w:val="3FBA4812"/>
+    <w:lvl w:ilvl="0" w:tplc="FFFFFFFF">
+      <w:start w:val="1"/>
+      <w:numFmt w:val="decimal"/>
+      <w:lvlText w:val="%1．"/>
+      <w:lvlJc w:val="left"/>
+      <w:pPr>
+        <w:ind w:left="840" w:hanging="360"/>
+      </w:pPr>
+      <w:rPr>
+        <w:rFonts w:hint="default"/>
+      </w:rPr>
+    </w:lvl>
+    <w:lvl w:ilvl="1" w:tplc="FFFFFFFF" w:tentative="1">
+      <w:start w:val="1"/>
+      <w:numFmt w:val="lowerLetter"/>
+      <w:lvlText w:val="%2)"/>
+      <w:lvlJc w:val="left"/>
+      <w:pPr>
+        <w:ind w:left="1320" w:hanging="420"/>
+      </w:pPr>
+    </w:lvl>
+    <w:lvl w:ilvl="2" w:tplc="FFFFFFFF" w:tentative="1">
+      <w:start w:val="1"/>
+      <w:numFmt w:val="lowerRoman"/>
+      <w:lvlText w:val="%3."/>
+      <w:lvlJc w:val="right"/>
+      <w:pPr>
+        <w:ind w:left="1740" w:hanging="420"/>
+      </w:pPr>
+    </w:lvl>
+    <w:lvl w:ilvl="3" w:tplc="FFFFFFFF" w:tentative="1">
+      <w:start w:val="1"/>
+      <w:numFmt w:val="decimal"/>
+      <w:lvlText w:val="%4."/>
+      <w:lvlJc w:val="left"/>
+      <w:pPr>
+        <w:ind w:left="2160" w:hanging="420"/>
+      </w:pPr>
+    </w:lvl>
+    <w:lvl w:ilvl="4" w:tplc="FFFFFFFF" w:tentative="1">
+      <w:start w:val="1"/>
+      <w:numFmt w:val="lowerLetter"/>
+      <w:lvlText w:val="%5)"/>
+      <w:lvlJc w:val="left"/>
+      <w:pPr>
+        <w:ind w:left="2580" w:hanging="420"/>
+      </w:pPr>
+    </w:lvl>
+    <w:lvl w:ilvl="5" w:tplc="FFFFFFFF" w:tentative="1">
+      <w:start w:val="1"/>
+      <w:numFmt w:val="lowerRoman"/>
+      <w:lvlText w:val="%6."/>
+      <w:lvlJc w:val="right"/>
+      <w:pPr>
+        <w:ind w:left="3000" w:hanging="420"/>
+      </w:pPr>
+    </w:lvl>
+    <w:lvl w:ilvl="6" w:tplc="FFFFFFFF" w:tentative="1">
+      <w:start w:val="1"/>
+      <w:numFmt w:val="decimal"/>
+      <w:lvlText w:val="%7."/>
+      <w:lvlJc w:val="left"/>
+      <w:pPr>
+        <w:ind w:left="3420" w:hanging="420"/>
+      </w:pPr>
+    </w:lvl>
+    <w:lvl w:ilvl="7" w:tplc="FFFFFFFF" w:tentative="1">
+      <w:start w:val="1"/>
+      <w:numFmt w:val="lowerLetter"/>
+      <w:lvlText w:val="%8)"/>
+      <w:lvlJc w:val="left"/>
+      <w:pPr>
+        <w:ind w:left="3840" w:hanging="420"/>
+      </w:pPr>
+    </w:lvl>
+    <w:lvl w:ilvl="8" w:tplc="FFFFFFFF" w:tentative="1">
+      <w:start w:val="1"/>
+      <w:numFmt w:val="lowerRoman"/>
+      <w:lvlText w:val="%9."/>
+      <w:lvlJc w:val="right"/>
+      <w:pPr>
+        <w:ind w:left="4260" w:hanging="420"/>
+      </w:pPr>
+    </w:lvl>
+  </w:abstractNum>
+  <w:abstractNum w:abstractNumId="12" w15:restartNumberingAfterBreak="0">
     <w:nsid w:val="4B8A3B0A"/>
     <w:multiLevelType w:val="hybridMultilevel"/>
     <w:tmpl w:val="7C80A1AE"/>
@@ -3655,7 +3985,7 @@
       </w:pPr>
     </w:lvl>
   </w:abstractNum>
-  <w:abstractNum w:abstractNumId="7" w15:restartNumberingAfterBreak="0">
+  <w:abstractNum w:abstractNumId="13" w15:restartNumberingAfterBreak="0">
     <w:nsid w:val="661E6472"/>
     <w:multiLevelType w:val="hybridMultilevel"/>
     <w:tmpl w:val="084E0328"/>
@@ -3768,7 +4098,7 @@
       </w:rPr>
     </w:lvl>
   </w:abstractNum>
-  <w:abstractNum w:abstractNumId="8" w15:restartNumberingAfterBreak="0">
+  <w:abstractNum w:abstractNumId="14" w15:restartNumberingAfterBreak="0">
     <w:nsid w:val="678D4CAD"/>
     <w:multiLevelType w:val="hybridMultilevel"/>
     <w:tmpl w:val="B5368E34"/>
@@ -3883,7 +4213,209 @@
       </w:rPr>
     </w:lvl>
   </w:abstractNum>
-  <w:num w:numId="1" w16cid:durableId="380835985">
+  <w:abstractNum w:abstractNumId="15" w15:restartNumberingAfterBreak="0">
+    <w:nsid w:val="778E50C9"/>
+    <w:multiLevelType w:val="hybridMultilevel"/>
+    <w:tmpl w:val="59127728"/>
+    <w:lvl w:ilvl="0" w:tplc="04090001">
+      <w:start w:val="1"/>
+      <w:numFmt w:val="bullet"/>
+      <w:lvlText w:val=""/>
+      <w:lvlJc w:val="left"/>
+      <w:pPr>
+        <w:ind w:left="900" w:hanging="420"/>
+      </w:pPr>
+      <w:rPr>
+        <w:rFonts w:ascii="Wingdings" w:hAnsi="Wingdings" w:hint="default"/>
+      </w:rPr>
+    </w:lvl>
+    <w:lvl w:ilvl="1" w:tplc="04090003" w:tentative="1">
+      <w:start w:val="1"/>
+      <w:numFmt w:val="bullet"/>
+      <w:lvlText w:val=""/>
+      <w:lvlJc w:val="left"/>
+      <w:pPr>
+        <w:ind w:left="1320" w:hanging="420"/>
+      </w:pPr>
+      <w:rPr>
+        <w:rFonts w:ascii="Wingdings" w:hAnsi="Wingdings" w:hint="default"/>
+      </w:rPr>
+    </w:lvl>
+    <w:lvl w:ilvl="2" w:tplc="04090005" w:tentative="1">
+      <w:start w:val="1"/>
+      <w:numFmt w:val="bullet"/>
+      <w:lvlText w:val=""/>
+      <w:lvlJc w:val="left"/>
+      <w:pPr>
+        <w:ind w:left="1740" w:hanging="420"/>
+      </w:pPr>
+      <w:rPr>
+        <w:rFonts w:ascii="Wingdings" w:hAnsi="Wingdings" w:hint="default"/>
+      </w:rPr>
+    </w:lvl>
+    <w:lvl w:ilvl="3" w:tplc="04090001" w:tentative="1">
+      <w:start w:val="1"/>
+      <w:numFmt w:val="bullet"/>
+      <w:lvlText w:val=""/>
+      <w:lvlJc w:val="left"/>
+      <w:pPr>
+        <w:ind w:left="2160" w:hanging="420"/>
+      </w:pPr>
+      <w:rPr>
+        <w:rFonts w:ascii="Wingdings" w:hAnsi="Wingdings" w:hint="default"/>
+      </w:rPr>
+    </w:lvl>
+    <w:lvl w:ilvl="4" w:tplc="04090003" w:tentative="1">
+      <w:start w:val="1"/>
+      <w:numFmt w:val="bullet"/>
+      <w:lvlText w:val=""/>
+      <w:lvlJc w:val="left"/>
+      <w:pPr>
+        <w:ind w:left="2580" w:hanging="420"/>
+      </w:pPr>
+      <w:rPr>
+        <w:rFonts w:ascii="Wingdings" w:hAnsi="Wingdings" w:hint="default"/>
+      </w:rPr>
+    </w:lvl>
+    <w:lvl w:ilvl="5" w:tplc="04090005" w:tentative="1">
+      <w:start w:val="1"/>
+      <w:numFmt w:val="bullet"/>
+      <w:lvlText w:val=""/>
+      <w:lvlJc w:val="left"/>
+      <w:pPr>
+        <w:ind w:left="3000" w:hanging="420"/>
+      </w:pPr>
+      <w:rPr>
+        <w:rFonts w:ascii="Wingdings" w:hAnsi="Wingdings" w:hint="default"/>
+      </w:rPr>
+    </w:lvl>
+    <w:lvl w:ilvl="6" w:tplc="04090001" w:tentative="1">
+      <w:start w:val="1"/>
+      <w:numFmt w:val="bullet"/>
+      <w:lvlText w:val=""/>
+      <w:lvlJc w:val="left"/>
+      <w:pPr>
+        <w:ind w:left="3420" w:hanging="420"/>
+      </w:pPr>
+      <w:rPr>
+        <w:rFonts w:ascii="Wingdings" w:hAnsi="Wingdings" w:hint="default"/>
+      </w:rPr>
+    </w:lvl>
+    <w:lvl w:ilvl="7" w:tplc="04090003" w:tentative="1">
+      <w:start w:val="1"/>
+      <w:numFmt w:val="bullet"/>
+      <w:lvlText w:val=""/>
+      <w:lvlJc w:val="left"/>
+      <w:pPr>
+        <w:ind w:left="3840" w:hanging="420"/>
+      </w:pPr>
+      <w:rPr>
+        <w:rFonts w:ascii="Wingdings" w:hAnsi="Wingdings" w:hint="default"/>
+      </w:rPr>
+    </w:lvl>
+    <w:lvl w:ilvl="8" w:tplc="04090005" w:tentative="1">
+      <w:start w:val="1"/>
+      <w:numFmt w:val="bullet"/>
+      <w:lvlText w:val=""/>
+      <w:lvlJc w:val="left"/>
+      <w:pPr>
+        <w:ind w:left="4260" w:hanging="420"/>
+      </w:pPr>
+      <w:rPr>
+        <w:rFonts w:ascii="Wingdings" w:hAnsi="Wingdings" w:hint="default"/>
+      </w:rPr>
+    </w:lvl>
+  </w:abstractNum>
+  <w:abstractNum w:abstractNumId="16" w15:restartNumberingAfterBreak="0">
+    <w:nsid w:val="7A293D12"/>
+    <w:multiLevelType w:val="hybridMultilevel"/>
+    <w:tmpl w:val="3FBA4812"/>
+    <w:lvl w:ilvl="0" w:tplc="FFFFFFFF">
+      <w:start w:val="1"/>
+      <w:numFmt w:val="decimal"/>
+      <w:lvlText w:val="%1．"/>
+      <w:lvlJc w:val="left"/>
+      <w:pPr>
+        <w:ind w:left="840" w:hanging="360"/>
+      </w:pPr>
+      <w:rPr>
+        <w:rFonts w:hint="default"/>
+      </w:rPr>
+    </w:lvl>
+    <w:lvl w:ilvl="1" w:tplc="FFFFFFFF" w:tentative="1">
+      <w:start w:val="1"/>
+      <w:numFmt w:val="lowerLetter"/>
+      <w:lvlText w:val="%2)"/>
+      <w:lvlJc w:val="left"/>
+      <w:pPr>
+        <w:ind w:left="1320" w:hanging="420"/>
+      </w:pPr>
+    </w:lvl>
+    <w:lvl w:ilvl="2" w:tplc="FFFFFFFF" w:tentative="1">
+      <w:start w:val="1"/>
+      <w:numFmt w:val="lowerRoman"/>
+      <w:lvlText w:val="%3."/>
+      <w:lvlJc w:val="right"/>
+      <w:pPr>
+        <w:ind w:left="1740" w:hanging="420"/>
+      </w:pPr>
+    </w:lvl>
+    <w:lvl w:ilvl="3" w:tplc="FFFFFFFF" w:tentative="1">
+      <w:start w:val="1"/>
+      <w:numFmt w:val="decimal"/>
+      <w:lvlText w:val="%4."/>
+      <w:lvlJc w:val="left"/>
+      <w:pPr>
+        <w:ind w:left="2160" w:hanging="420"/>
+      </w:pPr>
+    </w:lvl>
+    <w:lvl w:ilvl="4" w:tplc="FFFFFFFF" w:tentative="1">
+      <w:start w:val="1"/>
+      <w:numFmt w:val="lowerLetter"/>
+      <w:lvlText w:val="%5)"/>
+      <w:lvlJc w:val="left"/>
+      <w:pPr>
+        <w:ind w:left="2580" w:hanging="420"/>
+      </w:pPr>
+    </w:lvl>
+    <w:lvl w:ilvl="5" w:tplc="FFFFFFFF" w:tentative="1">
+      <w:start w:val="1"/>
+      <w:numFmt w:val="lowerRoman"/>
+      <w:lvlText w:val="%6."/>
+      <w:lvlJc w:val="right"/>
+      <w:pPr>
+        <w:ind w:left="3000" w:hanging="420"/>
+      </w:pPr>
+    </w:lvl>
+    <w:lvl w:ilvl="6" w:tplc="FFFFFFFF" w:tentative="1">
+      <w:start w:val="1"/>
+      <w:numFmt w:val="decimal"/>
+      <w:lvlText w:val="%7."/>
+      <w:lvlJc w:val="left"/>
+      <w:pPr>
+        <w:ind w:left="3420" w:hanging="420"/>
+      </w:pPr>
+    </w:lvl>
+    <w:lvl w:ilvl="7" w:tplc="FFFFFFFF" w:tentative="1">
+      <w:start w:val="1"/>
+      <w:numFmt w:val="lowerLetter"/>
+      <w:lvlText w:val="%8)"/>
+      <w:lvlJc w:val="left"/>
+      <w:pPr>
+        <w:ind w:left="3840" w:hanging="420"/>
+      </w:pPr>
+    </w:lvl>
+    <w:lvl w:ilvl="8" w:tplc="FFFFFFFF" w:tentative="1">
+      <w:start w:val="1"/>
+      <w:numFmt w:val="lowerRoman"/>
+      <w:lvlText w:val="%9."/>
+      <w:lvlJc w:val="right"/>
+      <w:pPr>
+        <w:ind w:left="4260" w:hanging="420"/>
+      </w:pPr>
+    </w:lvl>
+  </w:abstractNum>
+  <w:num w:numId="1" w16cid:durableId="1881355282">
     <w:abstractNumId w:val="3"/>
     <w:lvlOverride w:ilvl="0">
       <w:startOverride w:val="1"/>
@@ -3913,8 +4445,8 @@
       <w:startOverride w:val="1"/>
     </w:lvlOverride>
   </w:num>
-  <w:num w:numId="2" w16cid:durableId="423770559">
-    <w:abstractNumId w:val="7"/>
+  <w:num w:numId="2" w16cid:durableId="1097363273">
+    <w:abstractNumId w:val="13"/>
     <w:lvlOverride w:ilvl="0">
       <w:startOverride w:val="1"/>
     </w:lvlOverride>
@@ -3943,7 +4475,7 @@
       <w:startOverride w:val="1"/>
     </w:lvlOverride>
   </w:num>
-  <w:num w:numId="3" w16cid:durableId="142159765">
+  <w:num w:numId="3" w16cid:durableId="438305841">
     <w:abstractNumId w:val="2"/>
     <w:lvlOverride w:ilvl="0">
       <w:startOverride w:val="1"/>
@@ -3973,26 +4505,50 @@
       <w:startOverride w:val="1"/>
     </w:lvlOverride>
   </w:num>
-  <w:num w:numId="4" w16cid:durableId="588776005">
+  <w:num w:numId="4" w16cid:durableId="144860893">
     <w:abstractNumId w:val="1"/>
   </w:num>
-  <w:num w:numId="5" w16cid:durableId="1186752579">
+  <w:num w:numId="5" w16cid:durableId="193084483">
     <w:abstractNumId w:val="0"/>
   </w:num>
-  <w:num w:numId="6" w16cid:durableId="662779480">
+  <w:num w:numId="6" w16cid:durableId="664625121">
+    <w:abstractNumId w:val="8"/>
+  </w:num>
+  <w:num w:numId="7" w16cid:durableId="322318372">
     <w:abstractNumId w:val="5"/>
   </w:num>
-  <w:num w:numId="7" w16cid:durableId="416559337">
+  <w:num w:numId="8" w16cid:durableId="490760352">
+    <w:abstractNumId w:val="2"/>
+  </w:num>
+  <w:num w:numId="9" w16cid:durableId="366100840">
+    <w:abstractNumId w:val="14"/>
+  </w:num>
+  <w:num w:numId="10" w16cid:durableId="1944068438">
+    <w:abstractNumId w:val="12"/>
+  </w:num>
+  <w:num w:numId="11" w16cid:durableId="213126030">
     <w:abstractNumId w:val="4"/>
   </w:num>
-  <w:num w:numId="8" w16cid:durableId="656228971">
-    <w:abstractNumId w:val="2"/>
+  <w:num w:numId="12" w16cid:durableId="2044666357">
+    <w:abstractNumId w:val="15"/>
   </w:num>
-  <w:num w:numId="9" w16cid:durableId="1424763681">
-    <w:abstractNumId w:val="8"/>
+  <w:num w:numId="13" w16cid:durableId="632760413">
+    <w:abstractNumId w:val="9"/>
   </w:num>
-  <w:num w:numId="10" w16cid:durableId="1552039833">
+  <w:num w:numId="14" w16cid:durableId="336156283">
+    <w:abstractNumId w:val="10"/>
+  </w:num>
+  <w:num w:numId="15" w16cid:durableId="1435982189">
+    <w:abstractNumId w:val="7"/>
+  </w:num>
+  <w:num w:numId="16" w16cid:durableId="1716782223">
     <w:abstractNumId w:val="6"/>
+  </w:num>
+  <w:num w:numId="17" w16cid:durableId="1495024489">
+    <w:abstractNumId w:val="11"/>
+  </w:num>
+  <w:num w:numId="18" w16cid:durableId="521169993">
+    <w:abstractNumId w:val="16"/>
   </w:num>
 </w:numbering>
 </file>
@@ -4389,7 +4945,7 @@
   <w:style w:type="paragraph" w:default="1" w:styleId="a">
     <w:name w:val="Normal"/>
     <w:qFormat/>
-    <w:rsid w:val="00C1241A"/>
+    <w:rsid w:val="003030C1"/>
     <w:rPr>
       <w:sz w:val="24"/>
       <w:szCs w:val="24"/>
@@ -4583,20 +5139,11 @@
       <w:szCs w:val="22"/>
     </w:rPr>
   </w:style>
-  <w:style w:type="character" w:customStyle="1" w:styleId="Char">
-    <w:name w:val="页脚 Char"/>
-    <w:uiPriority w:val="99"/>
-    <w:rsid w:val="00CD17B4"/>
-    <w:rPr>
-      <w:rFonts w:eastAsia="Calibri"/>
-      <w:sz w:val="21"/>
-    </w:rPr>
-  </w:style>
   <w:style w:type="table" w:styleId="ae">
     <w:name w:val="Table Grid"/>
     <w:basedOn w:val="a1"/>
     <w:uiPriority w:val="39"/>
-    <w:rsid w:val="00517652"/>
+    <w:rsid w:val="00971104"/>
     <w:tblPr>
       <w:tblBorders>
         <w:top w:val="single" w:sz="4" w:space="0" w:color="auto"/>
@@ -4911,7 +5458,7 @@
 </file>
 
 <file path=customXml/itemProps1.xml><?xml version="1.0" encoding="utf-8"?>
-<ds:datastoreItem xmlns:ds="http://schemas.openxmlformats.org/officeDocument/2006/customXml" ds:itemID="{49FBC609-25FF-45D8-B787-F8E3967B8BFE}">
+<ds:datastoreItem xmlns:ds="http://schemas.openxmlformats.org/officeDocument/2006/customXml" ds:itemID="{9BEB9923-82F8-44FC-A932-9FB778EC2401}">
   <ds:schemaRefs>
     <ds:schemaRef ds:uri="http://schemas.openxmlformats.org/officeDocument/2006/bibliography"/>
   </ds:schemaRefs>
